--- a/Current_pRF_Design.docx
+++ b/Current_pRF_Design.docx
@@ -12,12 +12,12 @@
     </w:p>
     <w:p>
       <w:r>
-        <w:t>Protocol snapshot • 4 October 2026</w:t>
+        <w:t>Updated protocol • 25 October 2026</w:t>
       </w:r>
     </w:p>
     <w:p>
       <w:r>
-        <w:t>The current multibar protocol lasts 304 seconds (5 minutes 4 seconds), or 152 volumes at a 2-second TR. It maps the visible projected field around a fixation point 4 degrees from the left screen edge. Durations below are calculated from the current masks and should be confirmed in the next playback log.</w:t>
+        <w:t>This protocol maps pRF positions around the region used for the illusion experiment. The current design lasts 348 seconds (5 minutes 48 seconds), sampled as 348 volumes at TR = 1 second. Fixation is 3° from the left screen edge. The 2° bar moves at approximately 0.56°/s within a fixation-centered circular aperture that reaches the right edge and is clipped by the physical screen. Acquisition sampling and the 2-second design-alignment grid are independent.</w:t>
       </w:r>
     </w:p>
     <w:p>
@@ -90,7 +90,7 @@
                 <w:b/>
                 <w:sz w:val="20"/>
               </w:rPr>
-              <w:t>Setting</w:t>
+              <w:t>Current setting</w:t>
             </w:r>
           </w:p>
         </w:tc>
@@ -119,7 +119,7 @@
                 <w:b w:val="0"/>
                 <w:sz w:val="20"/>
               </w:rPr>
-              <w:t>Display mode</w:t>
+              <w:t>Display</w:t>
             </w:r>
           </w:p>
         </w:tc>
@@ -143,7 +143,7 @@
                 <w:b w:val="0"/>
                 <w:sz w:val="20"/>
               </w:rPr>
-              <w:t>1024 × 768 pixels at 60 Hz</w:t>
+              <w:t>1024 × 768 pixels, 60 Hz, requested 32-bit mode</w:t>
             </w:r>
           </w:p>
         </w:tc>
@@ -225,7 +225,7 @@
                 <w:b w:val="0"/>
                 <w:sz w:val="20"/>
               </w:rPr>
-              <w:t>Optical viewing distance</w:t>
+              <w:t>Viewing distance</w:t>
             </w:r>
           </w:p>
         </w:tc>
@@ -278,7 +278,7 @@
                 <w:b w:val="0"/>
                 <w:sz w:val="20"/>
               </w:rPr>
-              <w:t>Angular calibration</w:t>
+              <w:t>Pixels per degree</w:t>
             </w:r>
           </w:p>
         </w:tc>
@@ -302,7 +302,7 @@
                 <w:b w:val="0"/>
                 <w:sz w:val="20"/>
               </w:rPr>
-              <w:t>PsychoPy standard deg approximation; 57.41 pixels per degree</w:t>
+              <w:t>57.4086, using PsychoPy standard deg approximation</w:t>
             </w:r>
           </w:p>
         </w:tc>
@@ -331,7 +331,7 @@
                 <w:b w:val="0"/>
                 <w:sz w:val="20"/>
               </w:rPr>
-              <w:t>Visible field</w:t>
+              <w:t>Visible angular field</w:t>
             </w:r>
           </w:p>
         </w:tc>
@@ -384,7 +384,7 @@
                 <w:b w:val="0"/>
                 <w:sz w:val="20"/>
               </w:rPr>
-              <w:t>Fixation</w:t>
+              <w:t>Fixation position</w:t>
             </w:r>
           </w:p>
         </w:tc>
@@ -408,7 +408,7 @@
                 <w:b w:val="0"/>
                 <w:sz w:val="20"/>
               </w:rPr>
-              <w:t>4° from left edge; vertically centered</w:t>
+              <w:t>3° from left screen edge, vertically centered</w:t>
             </w:r>
           </w:p>
         </w:tc>
@@ -461,7 +461,7 @@
                 <w:b w:val="0"/>
                 <w:sz w:val="20"/>
               </w:rPr>
-              <w:t>Approximately −4.92° from screen center; rounded to −282 pixels</w:t>
+              <w:t>Nominal −5.92° from screen center; rounded offset [−340, 0] pixels</w:t>
             </w:r>
           </w:p>
         </w:tc>
@@ -490,7 +490,7 @@
                 <w:b w:val="0"/>
                 <w:sz w:val="20"/>
               </w:rPr>
-              <w:t>Field relative to fixation</w:t>
+              <w:t>Fixation screen coordinates</w:t>
             </w:r>
           </w:p>
         </w:tc>
@@ -514,7 +514,7 @@
                 <w:b w:val="0"/>
                 <w:sz w:val="20"/>
               </w:rPr>
-              <w:t>Approximately x = −4° to +13.84°; y = −6.69° to +6.69°</w:t>
+              <w:t>[172, 384] display pixels</w:t>
             </w:r>
           </w:p>
         </w:tc>
@@ -543,7 +543,7 @@
                 <w:b w:val="0"/>
                 <w:sz w:val="20"/>
               </w:rPr>
-              <w:t>Automatic canvas</w:t>
+              <w:t>Coverage relative to fixation</w:t>
             </w:r>
           </w:p>
         </w:tc>
@@ -567,7 +567,109 @@
                 <w:b w:val="0"/>
                 <w:sz w:val="20"/>
               </w:rPr>
-              <w:t>1766 × 1766 display pixels; radius 15.38°; diameter 30.76°</w:t>
+              <w:t>Approximately x = −3° to +14.84° and y = −6.69° to +6.69°; the circle excludes the far corners</w:t>
+            </w:r>
+          </w:p>
+        </w:tc>
+      </w:tr>
+      <w:tr>
+        <w:trPr>
+          <w:cantSplit/>
+        </w:trPr>
+        <w:tc>
+          <w:tcPr>
+            <w:tcW w:type="dxa" w:w="3024"/>
+            <w:vAlign w:val="center"/>
+            <w:tcMar>
+              <w:top w:w="70" w:type="dxa"/>
+              <w:bottom w:w="70" w:type="dxa"/>
+              <w:left w:w="95" w:type="dxa"/>
+              <w:right w:w="95" w:type="dxa"/>
+            </w:tcMar>
+          </w:tcPr>
+          <w:p>
+            <w:pPr>
+              <w:spacing w:after="0" w:line="240" w:lineRule="auto"/>
+            </w:pPr>
+            <w:r>
+              <w:rPr>
+                <w:b w:val="0"/>
+                <w:sz w:val="20"/>
+              </w:rPr>
+              <w:t>Left stimulus boundary</w:t>
+            </w:r>
+          </w:p>
+        </w:tc>
+        <w:tc>
+          <w:tcPr>
+            <w:tcW w:type="dxa" w:w="7056"/>
+            <w:vAlign w:val="center"/>
+            <w:tcMar>
+              <w:top w:w="70" w:type="dxa"/>
+              <w:bottom w:w="70" w:type="dxa"/>
+              <w:left w:w="95" w:type="dxa"/>
+              <w:right w:w="95" w:type="dxa"/>
+            </w:tcMar>
+          </w:tcPr>
+          <w:p>
+            <w:pPr>
+              <w:spacing w:after="0" w:line="240" w:lineRule="auto"/>
+            </w:pPr>
+            <w:r>
+              <w:rPr>
+                <w:b w:val="0"/>
+                <w:sz w:val="20"/>
+              </w:rPr>
+              <w:t>3° left of fixation, with physical screen clipping and subpixel rounding</w:t>
+            </w:r>
+          </w:p>
+        </w:tc>
+      </w:tr>
+      <w:tr>
+        <w:trPr>
+          <w:cantSplit/>
+        </w:trPr>
+        <w:tc>
+          <w:tcPr>
+            <w:tcW w:type="dxa" w:w="3024"/>
+            <w:vAlign w:val="center"/>
+            <w:tcMar>
+              <w:top w:w="70" w:type="dxa"/>
+              <w:bottom w:w="70" w:type="dxa"/>
+              <w:left w:w="95" w:type="dxa"/>
+              <w:right w:w="95" w:type="dxa"/>
+            </w:tcMar>
+          </w:tcPr>
+          <w:p>
+            <w:pPr>
+              <w:spacing w:after="0" w:line="240" w:lineRule="auto"/>
+            </w:pPr>
+            <w:r>
+              <w:rPr>
+                <w:b w:val="0"/>
+                <w:sz w:val="20"/>
+              </w:rPr>
+              <w:t>Canvas</w:t>
+            </w:r>
+          </w:p>
+        </w:tc>
+        <w:tc>
+          <w:tcPr>
+            <w:tcW w:type="dxa" w:w="7056"/>
+            <w:vAlign w:val="center"/>
+            <w:tcMar>
+              <w:top w:w="70" w:type="dxa"/>
+              <w:bottom w:w="70" w:type="dxa"/>
+              <w:left w:w="95" w:type="dxa"/>
+              <w:right w:w="95" w:type="dxa"/>
+            </w:tcMar>
+          </w:tcPr>
+          <w:p>
+            <w:pPr>
+              <w:spacing w:after="0" w:line="240" w:lineRule="auto"/>
+            </w:pPr>
+            <w:r>
+              <w:t>1704 × 1704 display pixels; diameter 29.68°, radius 14.84°</w:t>
             </w:r>
           </w:p>
         </w:tc>
@@ -575,7 +677,7 @@
     </w:tbl>
     <w:p>
       <w:r>
-        <w:t>The canvas is centered on fixation and encloses the farthest visible screen corner, with a one-pixel radius margin. The physical screen clips the canvas. Angular values use the script’s width-based calibration on both axes; this is the PsychoPy deg convention, rather than exact perspective-corrected visual angles.</w:t>
+        <w:t>The aperture radius is the distance from the rounded fixation position to the right screen edge: 852 display pixels, or 14.841°. Its diameter and canvas are 1704 pixels. The circle touches the right edge at fixation height and excludes the upper-right and lower-right corners. Presentation and fitting masks use the same circular support, screen clipping, and 3° left-coverage limit.</w:t>
       </w:r>
     </w:p>
     <w:p>
@@ -583,7 +685,30 @@
         <w:pStyle w:val="Heading1"/>
       </w:pPr>
       <w:r>
-        <w:t>Bar and fixation grid</w:t>
+        <w:t>Calibration convention</w:t>
+      </w:r>
+    </w:p>
+    <w:p>
+      <w:r>
+        <w:t>Pixels per degree are computed as viewing distance × 0.017455 × horizontal pixels ÷ projected image width. Fixation offset is computed from screen width and the requested left-edge distance. Positive x is right; positive y is up in the entered degree coordinates, and y is reversed for display pixel offsets.</w:t>
+      </w:r>
+    </w:p>
+    <w:p>
+      <w:r>
+        <w:t>These values use the same width-based linear calibration on both axes. Projected height is recorded but is not used to calculate a separate vertical scale. The angular values are not exact perspective-corrected angles; verify that the main illusion stimulus uses the same calibration convention.</w:t>
+      </w:r>
+    </w:p>
+    <w:p>
+      <w:r>
+        <w:br w:type="page"/>
+      </w:r>
+    </w:p>
+    <w:p>
+      <w:pPr>
+        <w:pStyle w:val="Heading1"/>
+      </w:pPr>
+      <w:r>
+        <w:t>Bar stimulus and fixation task</w:t>
       </w:r>
     </w:p>
     <w:tbl>
@@ -648,7 +773,7 @@
                 <w:b/>
                 <w:sz w:val="20"/>
               </w:rPr>
-              <w:t>Setting</w:t>
+              <w:t>Current setting</w:t>
             </w:r>
           </w:p>
         </w:tc>
@@ -701,7 +826,7 @@
                 <w:b w:val="0"/>
                 <w:sz w:val="20"/>
               </w:rPr>
-              <w:t>2.23° or 128 display pixels; 1/8 of visible horizontal width</w:t>
+              <w:t>Fixed 2°; approximately 114.82 display pixels</w:t>
             </w:r>
           </w:p>
         </w:tc>
@@ -730,7 +855,7 @@
                 <w:b w:val="0"/>
                 <w:sz w:val="20"/>
               </w:rPr>
-              <w:t>Common bar speed</w:t>
+              <w:t>Width relative to visible field</w:t>
             </w:r>
           </w:p>
         </w:tc>
@@ -754,7 +879,7 @@
                 <w:b w:val="0"/>
                 <w:sz w:val="20"/>
               </w:rPr>
-              <w:t>Approximately 0.68° per second in every sweep direction</w:t>
+              <w:t>Approximately 11.2% of the 17.84° horizontal extent; no longer exactly 1/8</w:t>
             </w:r>
           </w:p>
         </w:tc>
@@ -783,7 +908,7 @@
                 <w:b w:val="0"/>
                 <w:sz w:val="20"/>
               </w:rPr>
-              <w:t>Exposure at a fully crossed point</w:t>
+              <w:t>Common movement speed</w:t>
             </w:r>
           </w:p>
         </w:tc>
@@ -807,7 +932,7 @@
                 <w:b w:val="0"/>
                 <w:sz w:val="20"/>
               </w:rPr>
-              <w:t>Approximately 3.28 seconds per sweep</w:t>
+              <w:t>Approximately 0.56°/s across directions; optimized using current clipped masks</w:t>
             </w:r>
           </w:p>
         </w:tc>
@@ -836,7 +961,7 @@
                 <w:b w:val="0"/>
                 <w:sz w:val="20"/>
               </w:rPr>
-              <w:t>Movement during one TR</w:t>
+              <w:t>Point exposure per sweep</w:t>
             </w:r>
           </w:p>
         </w:tc>
@@ -860,7 +985,7 @@
                 <w:b w:val="0"/>
                 <w:sz w:val="20"/>
               </w:rPr>
-              <w:t>Approximately 1.36°; neighboring TRs have overlapping coverage</w:t>
+              <w:t>Approximately 3.6 seconds when fully crossed</w:t>
             </w:r>
           </w:p>
         </w:tc>
@@ -889,7 +1014,7 @@
                 <w:b w:val="0"/>
                 <w:sz w:val="20"/>
               </w:rPr>
-              <w:t>Fixation-grid ring radii</w:t>
+              <w:t>Movement per 1-second TR</w:t>
             </w:r>
           </w:p>
         </w:tc>
@@ -913,12 +1038,421 @@
                 <w:b w:val="0"/>
                 <w:sz w:val="20"/>
               </w:rPr>
-              <w:t>1°, 2°, 5° and 10°, with eight radial spokes</w:t>
+              <w:t>Approximately 0.56° per 1-second acquisition TR</w:t>
+            </w:r>
+          </w:p>
+        </w:tc>
+      </w:tr>
+      <w:tr>
+        <w:trPr>
+          <w:cantSplit/>
+        </w:trPr>
+        <w:tc>
+          <w:tcPr>
+            <w:tcW w:type="dxa" w:w="3024"/>
+            <w:vAlign w:val="center"/>
+            <w:tcMar>
+              <w:top w:w="70" w:type="dxa"/>
+              <w:bottom w:w="70" w:type="dxa"/>
+              <w:left w:w="95" w:type="dxa"/>
+              <w:right w:w="95" w:type="dxa"/>
+            </w:tcMar>
+          </w:tcPr>
+          <w:p>
+            <w:pPr>
+              <w:spacing w:after="0" w:line="240" w:lineRule="auto"/>
+            </w:pPr>
+            <w:r>
+              <w:rPr>
+                <w:b w:val="0"/>
+                <w:sz w:val="20"/>
+              </w:rPr>
+              <w:t>Untrimmed trajectory</w:t>
+            </w:r>
+          </w:p>
+        </w:tc>
+        <w:tc>
+          <w:tcPr>
+            <w:tcW w:type="dxa" w:w="7056"/>
+            <w:vAlign w:val="center"/>
+            <w:tcMar>
+              <w:top w:w="70" w:type="dxa"/>
+              <w:bottom w:w="70" w:type="dxa"/>
+              <w:left w:w="95" w:type="dxa"/>
+              <w:right w:w="95" w:type="dxa"/>
+            </w:tcMar>
+          </w:tcPr>
+          <w:p>
+            <w:pPr>
+              <w:spacing w:after="0" w:line="240" w:lineRule="auto"/>
+            </w:pPr>
+            <w:r>
+              <w:t>896 movie frames or 59.733 seconds; invisible ends are trimmed</w:t>
+            </w:r>
+          </w:p>
+        </w:tc>
+      </w:tr>
+      <w:tr>
+        <w:trPr>
+          <w:cantSplit/>
+        </w:trPr>
+        <w:tc>
+          <w:tcPr>
+            <w:tcW w:type="dxa" w:w="3024"/>
+            <w:vAlign w:val="center"/>
+            <w:tcMar>
+              <w:top w:w="70" w:type="dxa"/>
+              <w:bottom w:w="70" w:type="dxa"/>
+              <w:left w:w="95" w:type="dxa"/>
+              <w:right w:w="95" w:type="dxa"/>
+            </w:tcMar>
+          </w:tcPr>
+          <w:p>
+            <w:pPr>
+              <w:spacing w:after="0" w:line="240" w:lineRule="auto"/>
+            </w:pPr>
+            <w:r>
+              <w:rPr>
+                <w:b w:val="0"/>
+                <w:sz w:val="20"/>
+              </w:rPr>
+              <w:t>Movie update rate</w:t>
+            </w:r>
+          </w:p>
+        </w:tc>
+        <w:tc>
+          <w:tcPr>
+            <w:tcW w:type="dxa" w:w="7056"/>
+            <w:vAlign w:val="center"/>
+            <w:tcMar>
+              <w:top w:w="70" w:type="dxa"/>
+              <w:bottom w:w="70" w:type="dxa"/>
+              <w:left w:w="95" w:type="dxa"/>
+              <w:right w:w="95" w:type="dxa"/>
+            </w:tcMar>
+          </w:tcPr>
+          <w:p>
+            <w:pPr>
+              <w:spacing w:after="0" w:line="240" w:lineRule="auto"/>
+            </w:pPr>
+            <w:r>
+              <w:rPr>
+                <w:b w:val="0"/>
+                <w:sz w:val="20"/>
+              </w:rPr>
+              <w:t>15 Hz nominal schedule; onsets are quantized to the actual display refresh grid</w:t>
+            </w:r>
+          </w:p>
+        </w:tc>
+      </w:tr>
+      <w:tr>
+        <w:trPr>
+          <w:cantSplit/>
+        </w:trPr>
+        <w:tc>
+          <w:tcPr>
+            <w:tcW w:type="dxa" w:w="3024"/>
+            <w:vAlign w:val="center"/>
+            <w:tcMar>
+              <w:top w:w="70" w:type="dxa"/>
+              <w:bottom w:w="70" w:type="dxa"/>
+              <w:left w:w="95" w:type="dxa"/>
+              <w:right w:w="95" w:type="dxa"/>
+            </w:tcMar>
+          </w:tcPr>
+          <w:p>
+            <w:pPr>
+              <w:spacing w:after="0" w:line="240" w:lineRule="auto"/>
+            </w:pPr>
+            <w:r>
+              <w:rPr>
+                <w:b w:val="0"/>
+                <w:sz w:val="20"/>
+              </w:rPr>
+              <w:t>Run frames</w:t>
+            </w:r>
+          </w:p>
+        </w:tc>
+        <w:tc>
+          <w:tcPr>
+            <w:tcW w:type="dxa" w:w="7056"/>
+            <w:vAlign w:val="center"/>
+            <w:tcMar>
+              <w:top w:w="70" w:type="dxa"/>
+              <w:bottom w:w="70" w:type="dxa"/>
+              <w:left w:w="95" w:type="dxa"/>
+              <w:right w:w="95" w:type="dxa"/>
+            </w:tcMar>
+          </w:tcPr>
+          <w:p>
+            <w:pPr>
+              <w:spacing w:after="0" w:line="240" w:lineRule="auto"/>
+            </w:pPr>
+            <w:r>
+              <w:t>5220 planned movie frames</w:t>
+            </w:r>
+          </w:p>
+        </w:tc>
+      </w:tr>
+      <w:tr>
+        <w:trPr>
+          <w:cantSplit/>
+        </w:trPr>
+        <w:tc>
+          <w:tcPr>
+            <w:tcW w:type="dxa" w:w="3024"/>
+            <w:vAlign w:val="center"/>
+            <w:tcMar>
+              <w:top w:w="70" w:type="dxa"/>
+              <w:bottom w:w="70" w:type="dxa"/>
+              <w:left w:w="95" w:type="dxa"/>
+              <w:right w:w="95" w:type="dxa"/>
+            </w:tcMar>
+          </w:tcPr>
+          <w:p>
+            <w:pPr>
+              <w:spacing w:after="0" w:line="240" w:lineRule="auto"/>
+            </w:pPr>
+            <w:r>
+              <w:rPr>
+                <w:b w:val="0"/>
+                <w:sz w:val="20"/>
+              </w:rPr>
+              <w:t>Sweep directions</w:t>
+            </w:r>
+          </w:p>
+        </w:tc>
+        <w:tc>
+          <w:tcPr>
+            <w:tcW w:type="dxa" w:w="7056"/>
+            <w:vAlign w:val="center"/>
+            <w:tcMar>
+              <w:top w:w="70" w:type="dxa"/>
+              <w:bottom w:w="70" w:type="dxa"/>
+              <w:left w:w="95" w:type="dxa"/>
+              <w:right w:w="95" w:type="dxa"/>
+            </w:tcMar>
+          </w:tcPr>
+          <w:p>
+            <w:pPr>
+              <w:spacing w:after="0" w:line="240" w:lineRule="auto"/>
+            </w:pPr>
+            <w:r>
+              <w:rPr>
+                <w:b w:val="0"/>
+                <w:sz w:val="20"/>
+              </w:rPr>
+              <w:t>Eight, presented in a fixed order</w:t>
+            </w:r>
+          </w:p>
+        </w:tc>
+      </w:tr>
+      <w:tr>
+        <w:trPr>
+          <w:cantSplit/>
+        </w:trPr>
+        <w:tc>
+          <w:tcPr>
+            <w:tcW w:type="dxa" w:w="3024"/>
+            <w:vAlign w:val="center"/>
+            <w:tcMar>
+              <w:top w:w="70" w:type="dxa"/>
+              <w:bottom w:w="70" w:type="dxa"/>
+              <w:left w:w="95" w:type="dxa"/>
+              <w:right w:w="95" w:type="dxa"/>
+            </w:tcMar>
+          </w:tcPr>
+          <w:p>
+            <w:pPr>
+              <w:spacing w:after="0" w:line="240" w:lineRule="auto"/>
+            </w:pPr>
+            <w:r>
+              <w:rPr>
+                <w:b w:val="0"/>
+                <w:sz w:val="20"/>
+              </w:rPr>
+              <w:t>Visual texture</w:t>
+            </w:r>
+          </w:p>
+        </w:tc>
+        <w:tc>
+          <w:tcPr>
+            <w:tcW w:type="dxa" w:w="7056"/>
+            <w:vAlign w:val="center"/>
+            <w:tcMar>
+              <w:top w:w="70" w:type="dxa"/>
+              <w:bottom w:w="70" w:type="dxa"/>
+              <w:left w:w="95" w:type="dxa"/>
+              <w:right w:w="95" w:type="dxa"/>
+            </w:tcMar>
+          </w:tcPr>
+          <w:p>
+            <w:pPr>
+              <w:spacing w:after="0" w:line="240" w:lineRule="auto"/>
+            </w:pPr>
+            <w:r>
+              <w:rPr>
+                <w:b w:val="0"/>
+                <w:sz w:val="20"/>
+              </w:rPr>
+              <w:t>Original colorful object textures, randomly selected during playback</w:t>
+            </w:r>
+          </w:p>
+        </w:tc>
+      </w:tr>
+      <w:tr>
+        <w:trPr>
+          <w:cantSplit/>
+        </w:trPr>
+        <w:tc>
+          <w:tcPr>
+            <w:tcW w:type="dxa" w:w="3024"/>
+            <w:vAlign w:val="center"/>
+            <w:tcMar>
+              <w:top w:w="70" w:type="dxa"/>
+              <w:bottom w:w="70" w:type="dxa"/>
+              <w:left w:w="95" w:type="dxa"/>
+              <w:right w:w="95" w:type="dxa"/>
+            </w:tcMar>
+          </w:tcPr>
+          <w:p>
+            <w:pPr>
+              <w:spacing w:after="0" w:line="240" w:lineRule="auto"/>
+            </w:pPr>
+            <w:r>
+              <w:rPr>
+                <w:b w:val="0"/>
+                <w:sz w:val="20"/>
+              </w:rPr>
+              <w:t>Background</w:t>
+            </w:r>
+          </w:p>
+        </w:tc>
+        <w:tc>
+          <w:tcPr>
+            <w:tcW w:type="dxa" w:w="7056"/>
+            <w:vAlign w:val="center"/>
+            <w:tcMar>
+              <w:top w:w="70" w:type="dxa"/>
+              <w:bottom w:w="70" w:type="dxa"/>
+              <w:left w:w="95" w:type="dxa"/>
+              <w:right w:w="95" w:type="dxa"/>
+            </w:tcMar>
+          </w:tcPr>
+          <w:p>
+            <w:pPr>
+              <w:spacing w:after="0" w:line="240" w:lineRule="auto"/>
+            </w:pPr>
+            <w:r>
+              <w:rPr>
+                <w:b w:val="0"/>
+                <w:sz w:val="20"/>
+              </w:rPr>
+              <w:t>Gray, uint8 value 127</w:t>
+            </w:r>
+          </w:p>
+        </w:tc>
+      </w:tr>
+      <w:tr>
+        <w:trPr>
+          <w:cantSplit/>
+        </w:trPr>
+        <w:tc>
+          <w:tcPr>
+            <w:tcW w:type="dxa" w:w="3024"/>
+            <w:vAlign w:val="center"/>
+            <w:tcMar>
+              <w:top w:w="70" w:type="dxa"/>
+              <w:bottom w:w="70" w:type="dxa"/>
+              <w:left w:w="95" w:type="dxa"/>
+              <w:right w:w="95" w:type="dxa"/>
+            </w:tcMar>
+          </w:tcPr>
+          <w:p>
+            <w:pPr>
+              <w:spacing w:after="0" w:line="240" w:lineRule="auto"/>
+            </w:pPr>
+            <w:r>
+              <w:rPr>
+                <w:b w:val="0"/>
+                <w:sz w:val="20"/>
+              </w:rPr>
+              <w:t>Movie flips</w:t>
+            </w:r>
+          </w:p>
+        </w:tc>
+        <w:tc>
+          <w:tcPr>
+            <w:tcW w:type="dxa" w:w="7056"/>
+            <w:vAlign w:val="center"/>
+            <w:tcMar>
+              <w:top w:w="70" w:type="dxa"/>
+              <w:bottom w:w="70" w:type="dxa"/>
+              <w:left w:w="95" w:type="dxa"/>
+              <w:right w:w="95" w:type="dxa"/>
+            </w:tcMar>
+          </w:tcPr>
+          <w:p>
+            <w:pPr>
+              <w:spacing w:after="0" w:line="240" w:lineRule="auto"/>
+            </w:pPr>
+            <w:r>
+              <w:rPr>
+                <w:b w:val="0"/>
+                <w:sz w:val="20"/>
+              </w:rPr>
+              <w:t>[0, 0], with no horizontal or vertical flip</w:t>
             </w:r>
           </w:p>
         </w:tc>
       </w:tr>
     </w:tbl>
+    <w:p>
+      <w:r>
+        <w:t>The approximately 3.6-second exposure is bar width divided by the rounded movement speed, not a BOLD response duration. Exposure is shorter at clipped boundaries and depends on each pRF's spatial extent. The 896-frame trajectory compensates for the larger canvas; its nominal speed scale is approximately 0.36% above the earlier 4°-fixation, 838-frame design, rather than a large speed change.</w:t>
+      </w:r>
+    </w:p>
+    <w:p>
+      <w:pPr>
+        <w:pStyle w:val="Heading1"/>
+      </w:pPr>
+      <w:r>
+        <w:t>Fixation and overlay</w:t>
+      </w:r>
+    </w:p>
+    <w:p>
+      <w:r>
+        <w:t>The fixation dot is 4 display pixels in diameter, with red, black and white colors and alpha 0.5. It changes to a different color at random intervals of 3–13 seconds, averaging 8 seconds and quantized to 1/15 second. Approximately 43 changes are expected per 348-second run, with random variation. The task continues through rests and padding; sweep order is fixed and texture selection is randomized.</w:t>
+      </w:r>
+    </w:p>
+    <w:p>
+      <w:r>
+        <w:t>Participants press any response key 1–4 within 1.0 second of a displayed color change. The first eligible press is a hit; no timely press is a miss; extra or out-of-window presses are false alarms. Reaction time is measured from the recorded change-frame onset. Accuracy = hits / (hits + misses) × 100%; false alarms are reported separately. Unanswered changes with an unfinished response window at run end are marked incomplete and excluded. Results are printed in the MATLAB Command Window.</w:t>
+      </w:r>
+    </w:p>
+    <w:p>
+      <w:r>
+        <w:t>The overlay is generated from calibrated ring radii of 1°, 2°, 5° and 10°, centered on fixation. Eight radial spokes are retained at 45° increments. Lines are white with antialiasing, approximately one display pixel wide and maximum alpha 45/255. The center is cleared within a 4-pixel radius for the fixation dot. The overlay is clipped by the screen.</w:t>
+      </w:r>
+    </w:p>
+    <w:p>
+      <w:pPr>
+        <w:pStyle w:val="Heading1"/>
+      </w:pPr>
+      <w:r>
+        <w:t>Reference comparison</w:t>
+      </w:r>
+    </w:p>
+    <w:p>
+      <w:r>
+        <w:t>Benson et al. (2018), the HCP 7T retinotopy study, used a circular field of 16° diameter, a 2° bar, 28-second traversals followed by 4-second blanks, and reported 3.11 seconds of exposure per point. The implied speed is approximately 0.64° per second. Our current bar has the same absolute width and slightly longer point exposure. HCP used a 1-second TR and two bar runs within a six-run mapping session; its results do not validate a single run or our exact off-center coverage.</w:t>
+      </w:r>
+    </w:p>
+    <w:p>
+      <w:r>
+        <w:t>Reference: https://doi.org/10.1167/18.13.23</w:t>
+      </w:r>
+    </w:p>
     <w:p>
       <w:r>
         <w:br w:type="page"/>
@@ -929,12 +1463,12 @@
         <w:pStyle w:val="Heading1"/>
       </w:pPr>
       <w:r>
-        <w:t>Block sequence and timing</w:t>
+        <w:t>Complete block schedule</w:t>
       </w:r>
     </w:p>
     <w:p>
       <w:r>
-        <w:t>The order is fixed across runs. Padding is blank time appended to a sweep to make its block a whole number of TRs. The fixation task continues during both padding and scheduled rests.</w:t>
+        <w:t>The table below is the exact saved optimized schedule from subject 1, run 04 on 25 October 2026. Each sweep block includes its listed blank padding, followed by the separate scheduled rest. Design alignment remains 2 seconds; acquisition TR is 1 second. Faster acquisition sampling does not change stimulus timing. Durations are integer multiples of 1/15 second; displayed decimals are rounded.</w:t>
       </w:r>
     </w:p>
     <w:tbl>
@@ -945,11 +1479,12 @@
         <w:tblLook w:firstColumn="1" w:firstRow="1" w:lastColumn="0" w:lastRow="0" w:noHBand="0" w:noVBand="1" w:val="04A0"/>
       </w:tblPr>
       <w:tblGrid>
-        <w:gridCol w:w="4464"/>
-        <w:gridCol w:w="1512"/>
-        <w:gridCol w:w="1512"/>
-        <w:gridCol w:w="1296"/>
-        <w:gridCol w:w="1296"/>
+        <w:gridCol w:w="3960"/>
+        <w:gridCol w:w="1440"/>
+        <w:gridCol w:w="1224"/>
+        <w:gridCol w:w="1224"/>
+        <w:gridCol w:w="1224"/>
+        <w:gridCol w:w="1008"/>
       </w:tblGrid>
       <w:tr>
         <w:trPr>
@@ -958,7 +1493,7 @@
         </w:trPr>
         <w:tc>
           <w:tcPr>
-            <w:tcW w:type="dxa" w:w="4464"/>
+            <w:tcW w:type="dxa" w:w="3960"/>
             <w:vAlign w:val="center"/>
             <w:tcMar>
               <w:top w:w="70" w:type="dxa"/>
@@ -983,7 +1518,7 @@
         </w:tc>
         <w:tc>
           <w:tcPr>
-            <w:tcW w:type="dxa" w:w="1512"/>
+            <w:tcW w:type="dxa" w:w="1440"/>
             <w:vAlign w:val="center"/>
             <w:tcMar>
               <w:top w:w="70" w:type="dxa"/>
@@ -1003,15 +1538,13 @@
                 <w:b/>
                 <w:sz w:val="20"/>
               </w:rPr>
-              <w:t>Bar time</w:t>
-              <w:br/>
-              <w:t>s</w:t>
+              <w:t>Time (s)</w:t>
             </w:r>
           </w:p>
         </w:tc>
         <w:tc>
           <w:tcPr>
-            <w:tcW w:type="dxa" w:w="1512"/>
+            <w:tcW w:type="dxa" w:w="1224"/>
             <w:vAlign w:val="center"/>
             <w:tcMar>
               <w:top w:w="70" w:type="dxa"/>
@@ -1031,15 +1564,13 @@
                 <w:b/>
                 <w:sz w:val="20"/>
               </w:rPr>
-              <w:t>Padding</w:t>
-              <w:br/>
-              <w:t>s</w:t>
+              <w:t>Bar (s)</w:t>
             </w:r>
           </w:p>
         </w:tc>
         <w:tc>
           <w:tcPr>
-            <w:tcW w:type="dxa" w:w="1296"/>
+            <w:tcW w:type="dxa" w:w="1224"/>
             <w:vAlign w:val="center"/>
             <w:tcMar>
               <w:top w:w="70" w:type="dxa"/>
@@ -1059,15 +1590,13 @@
                 <w:b/>
                 <w:sz w:val="20"/>
               </w:rPr>
-              <w:t>Total</w:t>
-              <w:br/>
-              <w:t>s</w:t>
+              <w:t>Padding (s)</w:t>
             </w:r>
           </w:p>
         </w:tc>
         <w:tc>
           <w:tcPr>
-            <w:tcW w:type="dxa" w:w="1296"/>
+            <w:tcW w:type="dxa" w:w="1224"/>
             <w:vAlign w:val="center"/>
             <w:tcMar>
               <w:top w:w="70" w:type="dxa"/>
@@ -1087,7 +1616,33 @@
                 <w:b/>
                 <w:sz w:val="20"/>
               </w:rPr>
-              <w:t>TRs</w:t>
+              <w:t>Total (s)</w:t>
+            </w:r>
+          </w:p>
+        </w:tc>
+        <w:tc>
+          <w:tcPr>
+            <w:tcW w:type="dxa" w:w="1008"/>
+            <w:vAlign w:val="center"/>
+            <w:tcMar>
+              <w:top w:w="70" w:type="dxa"/>
+              <w:bottom w:w="70" w:type="dxa"/>
+              <w:left w:w="95" w:type="dxa"/>
+              <w:right w:w="95" w:type="dxa"/>
+            </w:tcMar>
+            <w:shd w:fill="E8EDF2"/>
+          </w:tcPr>
+          <w:p>
+            <w:pPr>
+              <w:spacing w:after="0" w:line="240" w:lineRule="auto"/>
+              <w:jc w:val="right"/>
+            </w:pPr>
+            <w:r>
+              <w:rPr>
+                <w:b/>
+                <w:sz w:val="20"/>
+              </w:rPr>
+              <w:t>Volumes</w:t>
             </w:r>
           </w:p>
         </w:tc>
@@ -1098,7 +1653,7 @@
         </w:trPr>
         <w:tc>
           <w:tcPr>
-            <w:tcW w:type="dxa" w:w="4464"/>
+            <w:tcW w:type="dxa" w:w="3960"/>
             <w:vAlign w:val="center"/>
             <w:tcMar>
               <w:top w:w="70" w:type="dxa"/>
@@ -1108,12 +1663,8 @@
             </w:tcMar>
           </w:tcPr>
           <w:p>
-            <w:pPr>
-              <w:spacing w:after="0" w:line="240" w:lineRule="auto"/>
-            </w:pPr>
             <w:r>
               <w:rPr>
-                <w:b w:val="0"/>
                 <w:sz w:val="20"/>
               </w:rPr>
               <w:t>Initial rest</w:t>
@@ -1122,7 +1673,7 @@
         </w:tc>
         <w:tc>
           <w:tcPr>
-            <w:tcW w:type="dxa" w:w="1512"/>
+            <w:tcW w:type="dxa" w:w="1440"/>
             <w:vAlign w:val="center"/>
             <w:tcMar>
               <w:top w:w="70" w:type="dxa"/>
@@ -1132,22 +1683,17 @@
             </w:tcMar>
           </w:tcPr>
           <w:p>
-            <w:pPr>
-              <w:spacing w:after="0" w:line="240" w:lineRule="auto"/>
-              <w:jc w:val="right"/>
-            </w:pPr>
             <w:r>
               <w:rPr>
-                <w:b w:val="0"/>
                 <w:sz w:val="20"/>
               </w:rPr>
-              <w:t>—</w:t>
+              <w:t>0–12</w:t>
             </w:r>
           </w:p>
         </w:tc>
         <w:tc>
           <w:tcPr>
-            <w:tcW w:type="dxa" w:w="1512"/>
+            <w:tcW w:type="dxa" w:w="1224"/>
             <w:vAlign w:val="center"/>
             <w:tcMar>
               <w:top w:w="70" w:type="dxa"/>
@@ -1157,13 +1703,8 @@
             </w:tcMar>
           </w:tcPr>
           <w:p>
-            <w:pPr>
-              <w:spacing w:after="0" w:line="240" w:lineRule="auto"/>
-              <w:jc w:val="right"/>
-            </w:pPr>
             <w:r>
               <w:rPr>
-                <w:b w:val="0"/>
                 <w:sz w:val="20"/>
               </w:rPr>
               <w:t>—</w:t>
@@ -1172,7 +1713,7 @@
         </w:tc>
         <w:tc>
           <w:tcPr>
-            <w:tcW w:type="dxa" w:w="1296"/>
+            <w:tcW w:type="dxa" w:w="1224"/>
             <w:vAlign w:val="center"/>
             <w:tcMar>
               <w:top w:w="70" w:type="dxa"/>
@@ -1182,22 +1723,17 @@
             </w:tcMar>
           </w:tcPr>
           <w:p>
-            <w:pPr>
-              <w:spacing w:after="0" w:line="240" w:lineRule="auto"/>
-              <w:jc w:val="right"/>
-            </w:pPr>
             <w:r>
               <w:rPr>
-                <w:b w:val="0"/>
                 <w:sz w:val="20"/>
               </w:rPr>
-              <w:t>12</w:t>
+              <w:t>—</w:t>
             </w:r>
           </w:p>
         </w:tc>
         <w:tc>
           <w:tcPr>
-            <w:tcW w:type="dxa" w:w="1296"/>
+            <w:tcW w:type="dxa" w:w="1224"/>
             <w:vAlign w:val="center"/>
             <w:tcMar>
               <w:top w:w="70" w:type="dxa"/>
@@ -1207,27 +1743,17 @@
             </w:tcMar>
           </w:tcPr>
           <w:p>
-            <w:pPr>
-              <w:spacing w:after="0" w:line="240" w:lineRule="auto"/>
-              <w:jc w:val="right"/>
-            </w:pPr>
             <w:r>
               <w:rPr>
-                <w:b w:val="0"/>
                 <w:sz w:val="20"/>
               </w:rPr>
-              <w:t>6</w:t>
+              <w:t>12</w:t>
             </w:r>
           </w:p>
         </w:tc>
-      </w:tr>
-      <w:tr>
-        <w:trPr>
-          <w:cantSplit/>
-        </w:trPr>
         <w:tc>
           <w:tcPr>
-            <w:tcW w:type="dxa" w:w="4464"/>
+            <w:tcW w:type="dxa" w:w="1008"/>
             <w:vAlign w:val="center"/>
             <w:tcMar>
               <w:top w:w="70" w:type="dxa"/>
@@ -1237,370 +1763,8 @@
             </w:tcMar>
           </w:tcPr>
           <w:p>
-            <w:pPr>
-              <w:spacing w:after="0" w:line="240" w:lineRule="auto"/>
-            </w:pPr>
             <w:r>
               <w:rPr>
-                <w:b w:val="0"/>
-                <w:sz w:val="20"/>
-              </w:rPr>
-              <w:t>Left → right</w:t>
-            </w:r>
-          </w:p>
-        </w:tc>
-        <w:tc>
-          <w:tcPr>
-            <w:tcW w:type="dxa" w:w="1512"/>
-            <w:vAlign w:val="center"/>
-            <w:tcMar>
-              <w:top w:w="70" w:type="dxa"/>
-              <w:bottom w:w="70" w:type="dxa"/>
-              <w:left w:w="95" w:type="dxa"/>
-              <w:right w:w="95" w:type="dxa"/>
-            </w:tcMar>
-          </w:tcPr>
-          <w:p>
-            <w:pPr>
-              <w:spacing w:after="0" w:line="240" w:lineRule="auto"/>
-              <w:jc w:val="right"/>
-            </w:pPr>
-            <w:r>
-              <w:rPr>
-                <w:b w:val="0"/>
-                <w:sz w:val="20"/>
-              </w:rPr>
-              <w:t>29.67</w:t>
-            </w:r>
-          </w:p>
-        </w:tc>
-        <w:tc>
-          <w:tcPr>
-            <w:tcW w:type="dxa" w:w="1512"/>
-            <w:vAlign w:val="center"/>
-            <w:tcMar>
-              <w:top w:w="70" w:type="dxa"/>
-              <w:bottom w:w="70" w:type="dxa"/>
-              <w:left w:w="95" w:type="dxa"/>
-              <w:right w:w="95" w:type="dxa"/>
-            </w:tcMar>
-          </w:tcPr>
-          <w:p>
-            <w:pPr>
-              <w:spacing w:after="0" w:line="240" w:lineRule="auto"/>
-              <w:jc w:val="right"/>
-            </w:pPr>
-            <w:r>
-              <w:rPr>
-                <w:b w:val="0"/>
-                <w:sz w:val="20"/>
-              </w:rPr>
-              <w:t>0.33</w:t>
-            </w:r>
-          </w:p>
-        </w:tc>
-        <w:tc>
-          <w:tcPr>
-            <w:tcW w:type="dxa" w:w="1296"/>
-            <w:vAlign w:val="center"/>
-            <w:tcMar>
-              <w:top w:w="70" w:type="dxa"/>
-              <w:bottom w:w="70" w:type="dxa"/>
-              <w:left w:w="95" w:type="dxa"/>
-              <w:right w:w="95" w:type="dxa"/>
-            </w:tcMar>
-          </w:tcPr>
-          <w:p>
-            <w:pPr>
-              <w:spacing w:after="0" w:line="240" w:lineRule="auto"/>
-              <w:jc w:val="right"/>
-            </w:pPr>
-            <w:r>
-              <w:rPr>
-                <w:b w:val="0"/>
-                <w:sz w:val="20"/>
-              </w:rPr>
-              <w:t>30</w:t>
-            </w:r>
-          </w:p>
-        </w:tc>
-        <w:tc>
-          <w:tcPr>
-            <w:tcW w:type="dxa" w:w="1296"/>
-            <w:vAlign w:val="center"/>
-            <w:tcMar>
-              <w:top w:w="70" w:type="dxa"/>
-              <w:bottom w:w="70" w:type="dxa"/>
-              <w:left w:w="95" w:type="dxa"/>
-              <w:right w:w="95" w:type="dxa"/>
-            </w:tcMar>
-          </w:tcPr>
-          <w:p>
-            <w:pPr>
-              <w:spacing w:after="0" w:line="240" w:lineRule="auto"/>
-              <w:jc w:val="right"/>
-            </w:pPr>
-            <w:r>
-              <w:rPr>
-                <w:b w:val="0"/>
-                <w:sz w:val="20"/>
-              </w:rPr>
-              <w:t>15</w:t>
-            </w:r>
-          </w:p>
-        </w:tc>
-      </w:tr>
-      <w:tr>
-        <w:trPr>
-          <w:cantSplit/>
-        </w:trPr>
-        <w:tc>
-          <w:tcPr>
-            <w:tcW w:type="dxa" w:w="4464"/>
-            <w:vAlign w:val="center"/>
-            <w:tcMar>
-              <w:top w:w="70" w:type="dxa"/>
-              <w:bottom w:w="70" w:type="dxa"/>
-              <w:left w:w="95" w:type="dxa"/>
-              <w:right w:w="95" w:type="dxa"/>
-            </w:tcMar>
-          </w:tcPr>
-          <w:p>
-            <w:pPr>
-              <w:spacing w:after="0" w:line="240" w:lineRule="auto"/>
-            </w:pPr>
-            <w:r>
-              <w:rPr>
-                <w:b w:val="0"/>
-                <w:sz w:val="20"/>
-              </w:rPr>
-              <w:t>Rest</w:t>
-            </w:r>
-          </w:p>
-        </w:tc>
-        <w:tc>
-          <w:tcPr>
-            <w:tcW w:type="dxa" w:w="1512"/>
-            <w:vAlign w:val="center"/>
-            <w:tcMar>
-              <w:top w:w="70" w:type="dxa"/>
-              <w:bottom w:w="70" w:type="dxa"/>
-              <w:left w:w="95" w:type="dxa"/>
-              <w:right w:w="95" w:type="dxa"/>
-            </w:tcMar>
-          </w:tcPr>
-          <w:p>
-            <w:pPr>
-              <w:spacing w:after="0" w:line="240" w:lineRule="auto"/>
-              <w:jc w:val="right"/>
-            </w:pPr>
-            <w:r>
-              <w:rPr>
-                <w:b w:val="0"/>
-                <w:sz w:val="20"/>
-              </w:rPr>
-              <w:t>—</w:t>
-            </w:r>
-          </w:p>
-        </w:tc>
-        <w:tc>
-          <w:tcPr>
-            <w:tcW w:type="dxa" w:w="1512"/>
-            <w:vAlign w:val="center"/>
-            <w:tcMar>
-              <w:top w:w="70" w:type="dxa"/>
-              <w:bottom w:w="70" w:type="dxa"/>
-              <w:left w:w="95" w:type="dxa"/>
-              <w:right w:w="95" w:type="dxa"/>
-            </w:tcMar>
-          </w:tcPr>
-          <w:p>
-            <w:pPr>
-              <w:spacing w:after="0" w:line="240" w:lineRule="auto"/>
-              <w:jc w:val="right"/>
-            </w:pPr>
-            <w:r>
-              <w:rPr>
-                <w:b w:val="0"/>
-                <w:sz w:val="20"/>
-              </w:rPr>
-              <w:t>—</w:t>
-            </w:r>
-          </w:p>
-        </w:tc>
-        <w:tc>
-          <w:tcPr>
-            <w:tcW w:type="dxa" w:w="1296"/>
-            <w:vAlign w:val="center"/>
-            <w:tcMar>
-              <w:top w:w="70" w:type="dxa"/>
-              <w:bottom w:w="70" w:type="dxa"/>
-              <w:left w:w="95" w:type="dxa"/>
-              <w:right w:w="95" w:type="dxa"/>
-            </w:tcMar>
-          </w:tcPr>
-          <w:p>
-            <w:pPr>
-              <w:spacing w:after="0" w:line="240" w:lineRule="auto"/>
-              <w:jc w:val="right"/>
-            </w:pPr>
-            <w:r>
-              <w:rPr>
-                <w:b w:val="0"/>
-                <w:sz w:val="20"/>
-              </w:rPr>
-              <w:t>4</w:t>
-            </w:r>
-          </w:p>
-        </w:tc>
-        <w:tc>
-          <w:tcPr>
-            <w:tcW w:type="dxa" w:w="1296"/>
-            <w:vAlign w:val="center"/>
-            <w:tcMar>
-              <w:top w:w="70" w:type="dxa"/>
-              <w:bottom w:w="70" w:type="dxa"/>
-              <w:left w:w="95" w:type="dxa"/>
-              <w:right w:w="95" w:type="dxa"/>
-            </w:tcMar>
-          </w:tcPr>
-          <w:p>
-            <w:pPr>
-              <w:spacing w:after="0" w:line="240" w:lineRule="auto"/>
-              <w:jc w:val="right"/>
-            </w:pPr>
-            <w:r>
-              <w:rPr>
-                <w:b w:val="0"/>
-                <w:sz w:val="20"/>
-              </w:rPr>
-              <w:t>2</w:t>
-            </w:r>
-          </w:p>
-        </w:tc>
-      </w:tr>
-      <w:tr>
-        <w:trPr>
-          <w:cantSplit/>
-        </w:trPr>
-        <w:tc>
-          <w:tcPr>
-            <w:tcW w:type="dxa" w:w="4464"/>
-            <w:vAlign w:val="center"/>
-            <w:tcMar>
-              <w:top w:w="70" w:type="dxa"/>
-              <w:bottom w:w="70" w:type="dxa"/>
-              <w:left w:w="95" w:type="dxa"/>
-              <w:right w:w="95" w:type="dxa"/>
-            </w:tcMar>
-          </w:tcPr>
-          <w:p>
-            <w:pPr>
-              <w:spacing w:after="0" w:line="240" w:lineRule="auto"/>
-            </w:pPr>
-            <w:r>
-              <w:rPr>
-                <w:b w:val="0"/>
-                <w:sz w:val="20"/>
-              </w:rPr>
-              <w:t>Down → up</w:t>
-            </w:r>
-          </w:p>
-        </w:tc>
-        <w:tc>
-          <w:tcPr>
-            <w:tcW w:type="dxa" w:w="1512"/>
-            <w:vAlign w:val="center"/>
-            <w:tcMar>
-              <w:top w:w="70" w:type="dxa"/>
-              <w:bottom w:w="70" w:type="dxa"/>
-              <w:left w:w="95" w:type="dxa"/>
-              <w:right w:w="95" w:type="dxa"/>
-            </w:tcMar>
-          </w:tcPr>
-          <w:p>
-            <w:pPr>
-              <w:spacing w:after="0" w:line="240" w:lineRule="auto"/>
-              <w:jc w:val="right"/>
-            </w:pPr>
-            <w:r>
-              <w:rPr>
-                <w:b w:val="0"/>
-                <w:sz w:val="20"/>
-              </w:rPr>
-              <w:t>23.27</w:t>
-            </w:r>
-          </w:p>
-        </w:tc>
-        <w:tc>
-          <w:tcPr>
-            <w:tcW w:type="dxa" w:w="1512"/>
-            <w:vAlign w:val="center"/>
-            <w:tcMar>
-              <w:top w:w="70" w:type="dxa"/>
-              <w:bottom w:w="70" w:type="dxa"/>
-              <w:left w:w="95" w:type="dxa"/>
-              <w:right w:w="95" w:type="dxa"/>
-            </w:tcMar>
-          </w:tcPr>
-          <w:p>
-            <w:pPr>
-              <w:spacing w:after="0" w:line="240" w:lineRule="auto"/>
-              <w:jc w:val="right"/>
-            </w:pPr>
-            <w:r>
-              <w:rPr>
-                <w:b w:val="0"/>
-                <w:sz w:val="20"/>
-              </w:rPr>
-              <w:t>0.73</w:t>
-            </w:r>
-          </w:p>
-        </w:tc>
-        <w:tc>
-          <w:tcPr>
-            <w:tcW w:type="dxa" w:w="1296"/>
-            <w:vAlign w:val="center"/>
-            <w:tcMar>
-              <w:top w:w="70" w:type="dxa"/>
-              <w:bottom w:w="70" w:type="dxa"/>
-              <w:left w:w="95" w:type="dxa"/>
-              <w:right w:w="95" w:type="dxa"/>
-            </w:tcMar>
-          </w:tcPr>
-          <w:p>
-            <w:pPr>
-              <w:spacing w:after="0" w:line="240" w:lineRule="auto"/>
-              <w:jc w:val="right"/>
-            </w:pPr>
-            <w:r>
-              <w:rPr>
-                <w:b w:val="0"/>
-                <w:sz w:val="20"/>
-              </w:rPr>
-              <w:t>24</w:t>
-            </w:r>
-          </w:p>
-        </w:tc>
-        <w:tc>
-          <w:tcPr>
-            <w:tcW w:type="dxa" w:w="1296"/>
-            <w:vAlign w:val="center"/>
-            <w:tcMar>
-              <w:top w:w="70" w:type="dxa"/>
-              <w:bottom w:w="70" w:type="dxa"/>
-              <w:left w:w="95" w:type="dxa"/>
-              <w:right w:w="95" w:type="dxa"/>
-            </w:tcMar>
-          </w:tcPr>
-          <w:p>
-            <w:pPr>
-              <w:spacing w:after="0" w:line="240" w:lineRule="auto"/>
-              <w:jc w:val="right"/>
-            </w:pPr>
-            <w:r>
-              <w:rPr>
-                <w:b w:val="0"/>
                 <w:sz w:val="20"/>
               </w:rPr>
               <w:t>12</w:t>
@@ -1614,7 +1778,7 @@
         </w:trPr>
         <w:tc>
           <w:tcPr>
-            <w:tcW w:type="dxa" w:w="4464"/>
+            <w:tcW w:type="dxa" w:w="3960"/>
             <w:vAlign w:val="center"/>
             <w:tcMar>
               <w:top w:w="70" w:type="dxa"/>
@@ -1624,21 +1788,17 @@
             </w:tcMar>
           </w:tcPr>
           <w:p>
-            <w:pPr>
-              <w:spacing w:after="0" w:line="240" w:lineRule="auto"/>
-            </w:pPr>
             <w:r>
               <w:rPr>
-                <w:b w:val="0"/>
                 <w:sz w:val="20"/>
               </w:rPr>
-              <w:t>Rest</w:t>
+              <w:t>Left → right</w:t>
             </w:r>
           </w:p>
         </w:tc>
         <w:tc>
           <w:tcPr>
-            <w:tcW w:type="dxa" w:w="1512"/>
+            <w:tcW w:type="dxa" w:w="1440"/>
             <w:vAlign w:val="center"/>
             <w:tcMar>
               <w:top w:w="70" w:type="dxa"/>
@@ -1648,22 +1808,17 @@
             </w:tcMar>
           </w:tcPr>
           <w:p>
-            <w:pPr>
-              <w:spacing w:after="0" w:line="240" w:lineRule="auto"/>
-              <w:jc w:val="right"/>
-            </w:pPr>
             <w:r>
               <w:rPr>
-                <w:b w:val="0"/>
                 <w:sz w:val="20"/>
               </w:rPr>
-              <w:t>—</w:t>
+              <w:t>12–48</w:t>
             </w:r>
           </w:p>
         </w:tc>
         <w:tc>
           <w:tcPr>
-            <w:tcW w:type="dxa" w:w="1512"/>
+            <w:tcW w:type="dxa" w:w="1224"/>
             <w:vAlign w:val="center"/>
             <w:tcMar>
               <w:top w:w="70" w:type="dxa"/>
@@ -1673,22 +1828,17 @@
             </w:tcMar>
           </w:tcPr>
           <w:p>
-            <w:pPr>
-              <w:spacing w:after="0" w:line="240" w:lineRule="auto"/>
-              <w:jc w:val="right"/>
-            </w:pPr>
             <w:r>
               <w:rPr>
-                <w:b w:val="0"/>
                 <w:sz w:val="20"/>
               </w:rPr>
-              <w:t>—</w:t>
+              <w:t>35.733</w:t>
             </w:r>
           </w:p>
         </w:tc>
         <w:tc>
           <w:tcPr>
-            <w:tcW w:type="dxa" w:w="1296"/>
+            <w:tcW w:type="dxa" w:w="1224"/>
             <w:vAlign w:val="center"/>
             <w:tcMar>
               <w:top w:w="70" w:type="dxa"/>
@@ -1698,22 +1848,17 @@
             </w:tcMar>
           </w:tcPr>
           <w:p>
-            <w:pPr>
-              <w:spacing w:after="0" w:line="240" w:lineRule="auto"/>
-              <w:jc w:val="right"/>
-            </w:pPr>
             <w:r>
               <w:rPr>
-                <w:b w:val="0"/>
                 <w:sz w:val="20"/>
               </w:rPr>
-              <w:t>4</w:t>
+              <w:t>0.267</w:t>
             </w:r>
           </w:p>
         </w:tc>
         <w:tc>
           <w:tcPr>
-            <w:tcW w:type="dxa" w:w="1296"/>
+            <w:tcW w:type="dxa" w:w="1224"/>
             <w:vAlign w:val="center"/>
             <w:tcMar>
               <w:top w:w="70" w:type="dxa"/>
@@ -1723,16 +1868,31 @@
             </w:tcMar>
           </w:tcPr>
           <w:p>
-            <w:pPr>
-              <w:spacing w:after="0" w:line="240" w:lineRule="auto"/>
-              <w:jc w:val="right"/>
-            </w:pPr>
             <w:r>
               <w:rPr>
-                <w:b w:val="0"/>
                 <w:sz w:val="20"/>
               </w:rPr>
-              <w:t>2</w:t>
+              <w:t>36</w:t>
+            </w:r>
+          </w:p>
+        </w:tc>
+        <w:tc>
+          <w:tcPr>
+            <w:tcW w:type="dxa" w:w="1008"/>
+            <w:vAlign w:val="center"/>
+            <w:tcMar>
+              <w:top w:w="70" w:type="dxa"/>
+              <w:bottom w:w="70" w:type="dxa"/>
+              <w:left w:w="95" w:type="dxa"/>
+              <w:right w:w="95" w:type="dxa"/>
+            </w:tcMar>
+          </w:tcPr>
+          <w:p>
+            <w:r>
+              <w:rPr>
+                <w:sz w:val="20"/>
+              </w:rPr>
+              <w:t>36</w:t>
             </w:r>
           </w:p>
         </w:tc>
@@ -1743,7 +1903,7 @@
         </w:trPr>
         <w:tc>
           <w:tcPr>
-            <w:tcW w:type="dxa" w:w="4464"/>
+            <w:tcW w:type="dxa" w:w="3960"/>
             <w:vAlign w:val="center"/>
             <w:tcMar>
               <w:top w:w="70" w:type="dxa"/>
@@ -1753,21 +1913,17 @@
             </w:tcMar>
           </w:tcPr>
           <w:p>
-            <w:pPr>
-              <w:spacing w:after="0" w:line="240" w:lineRule="auto"/>
-            </w:pPr>
             <w:r>
               <w:rPr>
-                <w:b w:val="0"/>
                 <w:sz w:val="20"/>
               </w:rPr>
-              <w:t>Right → left</w:t>
+              <w:t>Rest</w:t>
             </w:r>
           </w:p>
         </w:tc>
         <w:tc>
           <w:tcPr>
-            <w:tcW w:type="dxa" w:w="1512"/>
+            <w:tcW w:type="dxa" w:w="1440"/>
             <w:vAlign w:val="center"/>
             <w:tcMar>
               <w:top w:w="70" w:type="dxa"/>
@@ -1777,22 +1933,17 @@
             </w:tcMar>
           </w:tcPr>
           <w:p>
-            <w:pPr>
-              <w:spacing w:after="0" w:line="240" w:lineRule="auto"/>
-              <w:jc w:val="right"/>
-            </w:pPr>
             <w:r>
               <w:rPr>
-                <w:b w:val="0"/>
                 <w:sz w:val="20"/>
               </w:rPr>
-              <w:t>29.67</w:t>
+              <w:t>48–52</w:t>
             </w:r>
           </w:p>
         </w:tc>
         <w:tc>
           <w:tcPr>
-            <w:tcW w:type="dxa" w:w="1512"/>
+            <w:tcW w:type="dxa" w:w="1224"/>
             <w:vAlign w:val="center"/>
             <w:tcMar>
               <w:top w:w="70" w:type="dxa"/>
@@ -1802,22 +1953,17 @@
             </w:tcMar>
           </w:tcPr>
           <w:p>
-            <w:pPr>
-              <w:spacing w:after="0" w:line="240" w:lineRule="auto"/>
-              <w:jc w:val="right"/>
-            </w:pPr>
             <w:r>
               <w:rPr>
-                <w:b w:val="0"/>
                 <w:sz w:val="20"/>
               </w:rPr>
-              <w:t>0.33</w:t>
+              <w:t>—</w:t>
             </w:r>
           </w:p>
         </w:tc>
         <w:tc>
           <w:tcPr>
-            <w:tcW w:type="dxa" w:w="1296"/>
+            <w:tcW w:type="dxa" w:w="1224"/>
             <w:vAlign w:val="center"/>
             <w:tcMar>
               <w:top w:w="70" w:type="dxa"/>
@@ -1827,22 +1973,17 @@
             </w:tcMar>
           </w:tcPr>
           <w:p>
-            <w:pPr>
-              <w:spacing w:after="0" w:line="240" w:lineRule="auto"/>
-              <w:jc w:val="right"/>
-            </w:pPr>
             <w:r>
               <w:rPr>
-                <w:b w:val="0"/>
                 <w:sz w:val="20"/>
               </w:rPr>
-              <w:t>30</w:t>
+              <w:t>—</w:t>
             </w:r>
           </w:p>
         </w:tc>
         <w:tc>
           <w:tcPr>
-            <w:tcW w:type="dxa" w:w="1296"/>
+            <w:tcW w:type="dxa" w:w="1224"/>
             <w:vAlign w:val="center"/>
             <w:tcMar>
               <w:top w:w="70" w:type="dxa"/>
@@ -1852,16 +1993,31 @@
             </w:tcMar>
           </w:tcPr>
           <w:p>
-            <w:pPr>
-              <w:spacing w:after="0" w:line="240" w:lineRule="auto"/>
-              <w:jc w:val="right"/>
-            </w:pPr>
             <w:r>
               <w:rPr>
-                <w:b w:val="0"/>
                 <w:sz w:val="20"/>
               </w:rPr>
-              <w:t>15</w:t>
+              <w:t>4</w:t>
+            </w:r>
+          </w:p>
+        </w:tc>
+        <w:tc>
+          <w:tcPr>
+            <w:tcW w:type="dxa" w:w="1008"/>
+            <w:vAlign w:val="center"/>
+            <w:tcMar>
+              <w:top w:w="70" w:type="dxa"/>
+              <w:bottom w:w="70" w:type="dxa"/>
+              <w:left w:w="95" w:type="dxa"/>
+              <w:right w:w="95" w:type="dxa"/>
+            </w:tcMar>
+          </w:tcPr>
+          <w:p>
+            <w:r>
+              <w:rPr>
+                <w:sz w:val="20"/>
+              </w:rPr>
+              <w:t>4</w:t>
             </w:r>
           </w:p>
         </w:tc>
@@ -1872,7 +2028,7 @@
         </w:trPr>
         <w:tc>
           <w:tcPr>
-            <w:tcW w:type="dxa" w:w="4464"/>
+            <w:tcW w:type="dxa" w:w="3960"/>
             <w:vAlign w:val="center"/>
             <w:tcMar>
               <w:top w:w="70" w:type="dxa"/>
@@ -1882,21 +2038,17 @@
             </w:tcMar>
           </w:tcPr>
           <w:p>
-            <w:pPr>
-              <w:spacing w:after="0" w:line="240" w:lineRule="auto"/>
-            </w:pPr>
             <w:r>
               <w:rPr>
-                <w:b w:val="0"/>
                 <w:sz w:val="20"/>
               </w:rPr>
-              <w:t>Rest</w:t>
+              <w:t>Down → up</w:t>
             </w:r>
           </w:p>
         </w:tc>
         <w:tc>
           <w:tcPr>
-            <w:tcW w:type="dxa" w:w="1512"/>
+            <w:tcW w:type="dxa" w:w="1440"/>
             <w:vAlign w:val="center"/>
             <w:tcMar>
               <w:top w:w="70" w:type="dxa"/>
@@ -1906,22 +2058,17 @@
             </w:tcMar>
           </w:tcPr>
           <w:p>
-            <w:pPr>
-              <w:spacing w:after="0" w:line="240" w:lineRule="auto"/>
-              <w:jc w:val="right"/>
-            </w:pPr>
             <w:r>
               <w:rPr>
-                <w:b w:val="0"/>
                 <w:sz w:val="20"/>
               </w:rPr>
-              <w:t>—</w:t>
+              <w:t>52–80</w:t>
             </w:r>
           </w:p>
         </w:tc>
         <w:tc>
           <w:tcPr>
-            <w:tcW w:type="dxa" w:w="1512"/>
+            <w:tcW w:type="dxa" w:w="1224"/>
             <w:vAlign w:val="center"/>
             <w:tcMar>
               <w:top w:w="70" w:type="dxa"/>
@@ -1931,22 +2078,17 @@
             </w:tcMar>
           </w:tcPr>
           <w:p>
-            <w:pPr>
-              <w:spacing w:after="0" w:line="240" w:lineRule="auto"/>
-              <w:jc w:val="right"/>
-            </w:pPr>
             <w:r>
               <w:rPr>
-                <w:b w:val="0"/>
                 <w:sz w:val="20"/>
               </w:rPr>
-              <w:t>—</w:t>
+              <w:t>28.000</w:t>
             </w:r>
           </w:p>
         </w:tc>
         <w:tc>
           <w:tcPr>
-            <w:tcW w:type="dxa" w:w="1296"/>
+            <w:tcW w:type="dxa" w:w="1224"/>
             <w:vAlign w:val="center"/>
             <w:tcMar>
               <w:top w:w="70" w:type="dxa"/>
@@ -1956,22 +2098,17 @@
             </w:tcMar>
           </w:tcPr>
           <w:p>
-            <w:pPr>
-              <w:spacing w:after="0" w:line="240" w:lineRule="auto"/>
-              <w:jc w:val="right"/>
-            </w:pPr>
             <w:r>
               <w:rPr>
-                <w:b w:val="0"/>
                 <w:sz w:val="20"/>
               </w:rPr>
-              <w:t>4</w:t>
+              <w:t>0.000</w:t>
             </w:r>
           </w:p>
         </w:tc>
         <w:tc>
           <w:tcPr>
-            <w:tcW w:type="dxa" w:w="1296"/>
+            <w:tcW w:type="dxa" w:w="1224"/>
             <w:vAlign w:val="center"/>
             <w:tcMar>
               <w:top w:w="70" w:type="dxa"/>
@@ -1981,16 +2118,31 @@
             </w:tcMar>
           </w:tcPr>
           <w:p>
-            <w:pPr>
-              <w:spacing w:after="0" w:line="240" w:lineRule="auto"/>
-              <w:jc w:val="right"/>
-            </w:pPr>
             <w:r>
               <w:rPr>
-                <w:b w:val="0"/>
                 <w:sz w:val="20"/>
               </w:rPr>
-              <w:t>2</w:t>
+              <w:t>28</w:t>
+            </w:r>
+          </w:p>
+        </w:tc>
+        <w:tc>
+          <w:tcPr>
+            <w:tcW w:type="dxa" w:w="1008"/>
+            <w:vAlign w:val="center"/>
+            <w:tcMar>
+              <w:top w:w="70" w:type="dxa"/>
+              <w:bottom w:w="70" w:type="dxa"/>
+              <w:left w:w="95" w:type="dxa"/>
+              <w:right w:w="95" w:type="dxa"/>
+            </w:tcMar>
+          </w:tcPr>
+          <w:p>
+            <w:r>
+              <w:rPr>
+                <w:sz w:val="20"/>
+              </w:rPr>
+              <w:t>28</w:t>
             </w:r>
           </w:p>
         </w:tc>
@@ -2001,7 +2153,7 @@
         </w:trPr>
         <w:tc>
           <w:tcPr>
-            <w:tcW w:type="dxa" w:w="4464"/>
+            <w:tcW w:type="dxa" w:w="3960"/>
             <w:vAlign w:val="center"/>
             <w:tcMar>
               <w:top w:w="70" w:type="dxa"/>
@@ -2011,21 +2163,17 @@
             </w:tcMar>
           </w:tcPr>
           <w:p>
-            <w:pPr>
-              <w:spacing w:after="0" w:line="240" w:lineRule="auto"/>
-            </w:pPr>
             <w:r>
               <w:rPr>
-                <w:b w:val="0"/>
                 <w:sz w:val="20"/>
               </w:rPr>
-              <w:t>Up → down</w:t>
+              <w:t>Rest</w:t>
             </w:r>
           </w:p>
         </w:tc>
         <w:tc>
           <w:tcPr>
-            <w:tcW w:type="dxa" w:w="1512"/>
+            <w:tcW w:type="dxa" w:w="1440"/>
             <w:vAlign w:val="center"/>
             <w:tcMar>
               <w:top w:w="70" w:type="dxa"/>
@@ -2035,22 +2183,17 @@
             </w:tcMar>
           </w:tcPr>
           <w:p>
-            <w:pPr>
-              <w:spacing w:after="0" w:line="240" w:lineRule="auto"/>
-              <w:jc w:val="right"/>
-            </w:pPr>
             <w:r>
               <w:rPr>
-                <w:b w:val="0"/>
                 <w:sz w:val="20"/>
               </w:rPr>
-              <w:t>23.20</w:t>
+              <w:t>80–84</w:t>
             </w:r>
           </w:p>
         </w:tc>
         <w:tc>
           <w:tcPr>
-            <w:tcW w:type="dxa" w:w="1512"/>
+            <w:tcW w:type="dxa" w:w="1224"/>
             <w:vAlign w:val="center"/>
             <w:tcMar>
               <w:top w:w="70" w:type="dxa"/>
@@ -2060,22 +2203,17 @@
             </w:tcMar>
           </w:tcPr>
           <w:p>
-            <w:pPr>
-              <w:spacing w:after="0" w:line="240" w:lineRule="auto"/>
-              <w:jc w:val="right"/>
-            </w:pPr>
             <w:r>
               <w:rPr>
-                <w:b w:val="0"/>
                 <w:sz w:val="20"/>
               </w:rPr>
-              <w:t>0.80</w:t>
+              <w:t>—</w:t>
             </w:r>
           </w:p>
         </w:tc>
         <w:tc>
           <w:tcPr>
-            <w:tcW w:type="dxa" w:w="1296"/>
+            <w:tcW w:type="dxa" w:w="1224"/>
             <w:vAlign w:val="center"/>
             <w:tcMar>
               <w:top w:w="70" w:type="dxa"/>
@@ -2085,22 +2223,17 @@
             </w:tcMar>
           </w:tcPr>
           <w:p>
-            <w:pPr>
-              <w:spacing w:after="0" w:line="240" w:lineRule="auto"/>
-              <w:jc w:val="right"/>
-            </w:pPr>
             <w:r>
               <w:rPr>
-                <w:b w:val="0"/>
                 <w:sz w:val="20"/>
               </w:rPr>
-              <w:t>24</w:t>
+              <w:t>—</w:t>
             </w:r>
           </w:p>
         </w:tc>
         <w:tc>
           <w:tcPr>
-            <w:tcW w:type="dxa" w:w="1296"/>
+            <w:tcW w:type="dxa" w:w="1224"/>
             <w:vAlign w:val="center"/>
             <w:tcMar>
               <w:top w:w="70" w:type="dxa"/>
@@ -2110,16 +2243,31 @@
             </w:tcMar>
           </w:tcPr>
           <w:p>
-            <w:pPr>
-              <w:spacing w:after="0" w:line="240" w:lineRule="auto"/>
-              <w:jc w:val="right"/>
-            </w:pPr>
             <w:r>
               <w:rPr>
-                <w:b w:val="0"/>
                 <w:sz w:val="20"/>
               </w:rPr>
-              <w:t>12</w:t>
+              <w:t>4</w:t>
+            </w:r>
+          </w:p>
+        </w:tc>
+        <w:tc>
+          <w:tcPr>
+            <w:tcW w:type="dxa" w:w="1008"/>
+            <w:vAlign w:val="center"/>
+            <w:tcMar>
+              <w:top w:w="70" w:type="dxa"/>
+              <w:bottom w:w="70" w:type="dxa"/>
+              <w:left w:w="95" w:type="dxa"/>
+              <w:right w:w="95" w:type="dxa"/>
+            </w:tcMar>
+          </w:tcPr>
+          <w:p>
+            <w:r>
+              <w:rPr>
+                <w:sz w:val="20"/>
+              </w:rPr>
+              <w:t>4</w:t>
             </w:r>
           </w:p>
         </w:tc>
@@ -2130,7 +2278,7 @@
         </w:trPr>
         <w:tc>
           <w:tcPr>
-            <w:tcW w:type="dxa" w:w="4464"/>
+            <w:tcW w:type="dxa" w:w="3960"/>
             <w:vAlign w:val="center"/>
             <w:tcMar>
               <w:top w:w="70" w:type="dxa"/>
@@ -2140,21 +2288,17 @@
             </w:tcMar>
           </w:tcPr>
           <w:p>
-            <w:pPr>
-              <w:spacing w:after="0" w:line="240" w:lineRule="auto"/>
-            </w:pPr>
             <w:r>
               <w:rPr>
-                <w:b w:val="0"/>
                 <w:sz w:val="20"/>
               </w:rPr>
-              <w:t>Rest</w:t>
+              <w:t>Right → left</w:t>
             </w:r>
           </w:p>
         </w:tc>
         <w:tc>
           <w:tcPr>
-            <w:tcW w:type="dxa" w:w="1512"/>
+            <w:tcW w:type="dxa" w:w="1440"/>
             <w:vAlign w:val="center"/>
             <w:tcMar>
               <w:top w:w="70" w:type="dxa"/>
@@ -2164,22 +2308,17 @@
             </w:tcMar>
           </w:tcPr>
           <w:p>
-            <w:pPr>
-              <w:spacing w:after="0" w:line="240" w:lineRule="auto"/>
-              <w:jc w:val="right"/>
-            </w:pPr>
             <w:r>
               <w:rPr>
-                <w:b w:val="0"/>
                 <w:sz w:val="20"/>
               </w:rPr>
-              <w:t>—</w:t>
+              <w:t>84–120</w:t>
             </w:r>
           </w:p>
         </w:tc>
         <w:tc>
           <w:tcPr>
-            <w:tcW w:type="dxa" w:w="1512"/>
+            <w:tcW w:type="dxa" w:w="1224"/>
             <w:vAlign w:val="center"/>
             <w:tcMar>
               <w:top w:w="70" w:type="dxa"/>
@@ -2189,22 +2328,17 @@
             </w:tcMar>
           </w:tcPr>
           <w:p>
-            <w:pPr>
-              <w:spacing w:after="0" w:line="240" w:lineRule="auto"/>
-              <w:jc w:val="right"/>
-            </w:pPr>
             <w:r>
               <w:rPr>
-                <w:b w:val="0"/>
                 <w:sz w:val="20"/>
               </w:rPr>
-              <w:t>—</w:t>
+              <w:t>35.733</w:t>
             </w:r>
           </w:p>
         </w:tc>
         <w:tc>
           <w:tcPr>
-            <w:tcW w:type="dxa" w:w="1296"/>
+            <w:tcW w:type="dxa" w:w="1224"/>
             <w:vAlign w:val="center"/>
             <w:tcMar>
               <w:top w:w="70" w:type="dxa"/>
@@ -2214,22 +2348,17 @@
             </w:tcMar>
           </w:tcPr>
           <w:p>
-            <w:pPr>
-              <w:spacing w:after="0" w:line="240" w:lineRule="auto"/>
-              <w:jc w:val="right"/>
-            </w:pPr>
             <w:r>
               <w:rPr>
-                <w:b w:val="0"/>
                 <w:sz w:val="20"/>
               </w:rPr>
-              <w:t>4</w:t>
+              <w:t>0.267</w:t>
             </w:r>
           </w:p>
         </w:tc>
         <w:tc>
           <w:tcPr>
-            <w:tcW w:type="dxa" w:w="1296"/>
+            <w:tcW w:type="dxa" w:w="1224"/>
             <w:vAlign w:val="center"/>
             <w:tcMar>
               <w:top w:w="70" w:type="dxa"/>
@@ -2239,16 +2368,31 @@
             </w:tcMar>
           </w:tcPr>
           <w:p>
-            <w:pPr>
-              <w:spacing w:after="0" w:line="240" w:lineRule="auto"/>
-              <w:jc w:val="right"/>
-            </w:pPr>
             <w:r>
               <w:rPr>
-                <w:b w:val="0"/>
                 <w:sz w:val="20"/>
               </w:rPr>
-              <w:t>2</w:t>
+              <w:t>36</w:t>
+            </w:r>
+          </w:p>
+        </w:tc>
+        <w:tc>
+          <w:tcPr>
+            <w:tcW w:type="dxa" w:w="1008"/>
+            <w:vAlign w:val="center"/>
+            <w:tcMar>
+              <w:top w:w="70" w:type="dxa"/>
+              <w:bottom w:w="70" w:type="dxa"/>
+              <w:left w:w="95" w:type="dxa"/>
+              <w:right w:w="95" w:type="dxa"/>
+            </w:tcMar>
+          </w:tcPr>
+          <w:p>
+            <w:r>
+              <w:rPr>
+                <w:sz w:val="20"/>
+              </w:rPr>
+              <w:t>36</w:t>
             </w:r>
           </w:p>
         </w:tc>
@@ -2259,7 +2403,7 @@
         </w:trPr>
         <w:tc>
           <w:tcPr>
-            <w:tcW w:type="dxa" w:w="4464"/>
+            <w:tcW w:type="dxa" w:w="3960"/>
             <w:vAlign w:val="center"/>
             <w:tcMar>
               <w:top w:w="70" w:type="dxa"/>
@@ -2269,21 +2413,17 @@
             </w:tcMar>
           </w:tcPr>
           <w:p>
-            <w:pPr>
-              <w:spacing w:after="0" w:line="240" w:lineRule="auto"/>
-            </w:pPr>
             <w:r>
               <w:rPr>
-                <w:b w:val="0"/>
                 <w:sz w:val="20"/>
               </w:rPr>
-              <w:t>Lower-left → upper-right</w:t>
+              <w:t>Rest</w:t>
             </w:r>
           </w:p>
         </w:tc>
         <w:tc>
           <w:tcPr>
-            <w:tcW w:type="dxa" w:w="1512"/>
+            <w:tcW w:type="dxa" w:w="1440"/>
             <w:vAlign w:val="center"/>
             <w:tcMar>
               <w:top w:w="70" w:type="dxa"/>
@@ -2293,22 +2433,17 @@
             </w:tcMar>
           </w:tcPr>
           <w:p>
-            <w:pPr>
-              <w:spacing w:after="0" w:line="240" w:lineRule="auto"/>
-              <w:jc w:val="right"/>
-            </w:pPr>
             <w:r>
               <w:rPr>
-                <w:b w:val="0"/>
                 <w:sz w:val="20"/>
               </w:rPr>
-              <w:t>35.87</w:t>
+              <w:t>120–124</w:t>
             </w:r>
           </w:p>
         </w:tc>
         <w:tc>
           <w:tcPr>
-            <w:tcW w:type="dxa" w:w="1512"/>
+            <w:tcW w:type="dxa" w:w="1224"/>
             <w:vAlign w:val="center"/>
             <w:tcMar>
               <w:top w:w="70" w:type="dxa"/>
@@ -2318,22 +2453,17 @@
             </w:tcMar>
           </w:tcPr>
           <w:p>
-            <w:pPr>
-              <w:spacing w:after="0" w:line="240" w:lineRule="auto"/>
-              <w:jc w:val="right"/>
-            </w:pPr>
             <w:r>
               <w:rPr>
-                <w:b w:val="0"/>
                 <w:sz w:val="20"/>
               </w:rPr>
-              <w:t>0.13</w:t>
+              <w:t>—</w:t>
             </w:r>
           </w:p>
         </w:tc>
         <w:tc>
           <w:tcPr>
-            <w:tcW w:type="dxa" w:w="1296"/>
+            <w:tcW w:type="dxa" w:w="1224"/>
             <w:vAlign w:val="center"/>
             <w:tcMar>
               <w:top w:w="70" w:type="dxa"/>
@@ -2343,22 +2473,17 @@
             </w:tcMar>
           </w:tcPr>
           <w:p>
-            <w:pPr>
-              <w:spacing w:after="0" w:line="240" w:lineRule="auto"/>
-              <w:jc w:val="right"/>
-            </w:pPr>
             <w:r>
               <w:rPr>
-                <w:b w:val="0"/>
                 <w:sz w:val="20"/>
               </w:rPr>
-              <w:t>36</w:t>
+              <w:t>—</w:t>
             </w:r>
           </w:p>
         </w:tc>
         <w:tc>
           <w:tcPr>
-            <w:tcW w:type="dxa" w:w="1296"/>
+            <w:tcW w:type="dxa" w:w="1224"/>
             <w:vAlign w:val="center"/>
             <w:tcMar>
               <w:top w:w="70" w:type="dxa"/>
@@ -2368,16 +2493,31 @@
             </w:tcMar>
           </w:tcPr>
           <w:p>
-            <w:pPr>
-              <w:spacing w:after="0" w:line="240" w:lineRule="auto"/>
-              <w:jc w:val="right"/>
-            </w:pPr>
             <w:r>
               <w:rPr>
-                <w:b w:val="0"/>
                 <w:sz w:val="20"/>
               </w:rPr>
-              <w:t>18</w:t>
+              <w:t>4</w:t>
+            </w:r>
+          </w:p>
+        </w:tc>
+        <w:tc>
+          <w:tcPr>
+            <w:tcW w:type="dxa" w:w="1008"/>
+            <w:vAlign w:val="center"/>
+            <w:tcMar>
+              <w:top w:w="70" w:type="dxa"/>
+              <w:bottom w:w="70" w:type="dxa"/>
+              <w:left w:w="95" w:type="dxa"/>
+              <w:right w:w="95" w:type="dxa"/>
+            </w:tcMar>
+          </w:tcPr>
+          <w:p>
+            <w:r>
+              <w:rPr>
+                <w:sz w:val="20"/>
+              </w:rPr>
+              <w:t>4</w:t>
             </w:r>
           </w:p>
         </w:tc>
@@ -2388,7 +2528,7 @@
         </w:trPr>
         <w:tc>
           <w:tcPr>
-            <w:tcW w:type="dxa" w:w="4464"/>
+            <w:tcW w:type="dxa" w:w="3960"/>
             <w:vAlign w:val="center"/>
             <w:tcMar>
               <w:top w:w="70" w:type="dxa"/>
@@ -2398,21 +2538,17 @@
             </w:tcMar>
           </w:tcPr>
           <w:p>
-            <w:pPr>
-              <w:spacing w:after="0" w:line="240" w:lineRule="auto"/>
-            </w:pPr>
             <w:r>
               <w:rPr>
-                <w:b w:val="0"/>
                 <w:sz w:val="20"/>
               </w:rPr>
-              <w:t>Rest</w:t>
+              <w:t>Up → down</w:t>
             </w:r>
           </w:p>
         </w:tc>
         <w:tc>
           <w:tcPr>
-            <w:tcW w:type="dxa" w:w="1512"/>
+            <w:tcW w:type="dxa" w:w="1440"/>
             <w:vAlign w:val="center"/>
             <w:tcMar>
               <w:top w:w="70" w:type="dxa"/>
@@ -2422,22 +2558,17 @@
             </w:tcMar>
           </w:tcPr>
           <w:p>
-            <w:pPr>
-              <w:spacing w:after="0" w:line="240" w:lineRule="auto"/>
-              <w:jc w:val="right"/>
-            </w:pPr>
             <w:r>
               <w:rPr>
-                <w:b w:val="0"/>
                 <w:sz w:val="20"/>
               </w:rPr>
-              <w:t>—</w:t>
+              <w:t>124–152</w:t>
             </w:r>
           </w:p>
         </w:tc>
         <w:tc>
           <w:tcPr>
-            <w:tcW w:type="dxa" w:w="1512"/>
+            <w:tcW w:type="dxa" w:w="1224"/>
             <w:vAlign w:val="center"/>
             <w:tcMar>
               <w:top w:w="70" w:type="dxa"/>
@@ -2447,22 +2578,17 @@
             </w:tcMar>
           </w:tcPr>
           <w:p>
-            <w:pPr>
-              <w:spacing w:after="0" w:line="240" w:lineRule="auto"/>
-              <w:jc w:val="right"/>
-            </w:pPr>
             <w:r>
               <w:rPr>
-                <w:b w:val="0"/>
                 <w:sz w:val="20"/>
               </w:rPr>
-              <w:t>—</w:t>
+              <w:t>28.000</w:t>
             </w:r>
           </w:p>
         </w:tc>
         <w:tc>
           <w:tcPr>
-            <w:tcW w:type="dxa" w:w="1296"/>
+            <w:tcW w:type="dxa" w:w="1224"/>
             <w:vAlign w:val="center"/>
             <w:tcMar>
               <w:top w:w="70" w:type="dxa"/>
@@ -2472,22 +2598,17 @@
             </w:tcMar>
           </w:tcPr>
           <w:p>
-            <w:pPr>
-              <w:spacing w:after="0" w:line="240" w:lineRule="auto"/>
-              <w:jc w:val="right"/>
-            </w:pPr>
             <w:r>
               <w:rPr>
-                <w:b w:val="0"/>
                 <w:sz w:val="20"/>
               </w:rPr>
-              <w:t>4</w:t>
+              <w:t>0.000</w:t>
             </w:r>
           </w:p>
         </w:tc>
         <w:tc>
           <w:tcPr>
-            <w:tcW w:type="dxa" w:w="1296"/>
+            <w:tcW w:type="dxa" w:w="1224"/>
             <w:vAlign w:val="center"/>
             <w:tcMar>
               <w:top w:w="70" w:type="dxa"/>
@@ -2497,16 +2618,31 @@
             </w:tcMar>
           </w:tcPr>
           <w:p>
-            <w:pPr>
-              <w:spacing w:after="0" w:line="240" w:lineRule="auto"/>
-              <w:jc w:val="right"/>
-            </w:pPr>
             <w:r>
               <w:rPr>
-                <w:b w:val="0"/>
                 <w:sz w:val="20"/>
               </w:rPr>
-              <w:t>2</w:t>
+              <w:t>28</w:t>
+            </w:r>
+          </w:p>
+        </w:tc>
+        <w:tc>
+          <w:tcPr>
+            <w:tcW w:type="dxa" w:w="1008"/>
+            <w:vAlign w:val="center"/>
+            <w:tcMar>
+              <w:top w:w="70" w:type="dxa"/>
+              <w:bottom w:w="70" w:type="dxa"/>
+              <w:left w:w="95" w:type="dxa"/>
+              <w:right w:w="95" w:type="dxa"/>
+            </w:tcMar>
+          </w:tcPr>
+          <w:p>
+            <w:r>
+              <w:rPr>
+                <w:sz w:val="20"/>
+              </w:rPr>
+              <w:t>28</w:t>
             </w:r>
           </w:p>
         </w:tc>
@@ -2517,7 +2653,7 @@
         </w:trPr>
         <w:tc>
           <w:tcPr>
-            <w:tcW w:type="dxa" w:w="4464"/>
+            <w:tcW w:type="dxa" w:w="3960"/>
             <w:vAlign w:val="center"/>
             <w:tcMar>
               <w:top w:w="70" w:type="dxa"/>
@@ -2527,21 +2663,17 @@
             </w:tcMar>
           </w:tcPr>
           <w:p>
-            <w:pPr>
-              <w:spacing w:after="0" w:line="240" w:lineRule="auto"/>
-            </w:pPr>
             <w:r>
               <w:rPr>
-                <w:b w:val="0"/>
                 <w:sz w:val="20"/>
               </w:rPr>
-              <w:t>Lower-right → upper-left</w:t>
+              <w:t>Rest</w:t>
             </w:r>
           </w:p>
         </w:tc>
         <w:tc>
           <w:tcPr>
-            <w:tcW w:type="dxa" w:w="1512"/>
+            <w:tcW w:type="dxa" w:w="1440"/>
             <w:vAlign w:val="center"/>
             <w:tcMar>
               <w:top w:w="70" w:type="dxa"/>
@@ -2551,22 +2683,17 @@
             </w:tcMar>
           </w:tcPr>
           <w:p>
-            <w:pPr>
-              <w:spacing w:after="0" w:line="240" w:lineRule="auto"/>
-              <w:jc w:val="right"/>
-            </w:pPr>
             <w:r>
               <w:rPr>
-                <w:b w:val="0"/>
                 <w:sz w:val="20"/>
               </w:rPr>
-              <w:t>35.93</w:t>
+              <w:t>152–156</w:t>
             </w:r>
           </w:p>
         </w:tc>
         <w:tc>
           <w:tcPr>
-            <w:tcW w:type="dxa" w:w="1512"/>
+            <w:tcW w:type="dxa" w:w="1224"/>
             <w:vAlign w:val="center"/>
             <w:tcMar>
               <w:top w:w="70" w:type="dxa"/>
@@ -2576,22 +2703,17 @@
             </w:tcMar>
           </w:tcPr>
           <w:p>
-            <w:pPr>
-              <w:spacing w:after="0" w:line="240" w:lineRule="auto"/>
-              <w:jc w:val="right"/>
-            </w:pPr>
             <w:r>
               <w:rPr>
-                <w:b w:val="0"/>
                 <w:sz w:val="20"/>
               </w:rPr>
-              <w:t>0.07</w:t>
+              <w:t>—</w:t>
             </w:r>
           </w:p>
         </w:tc>
         <w:tc>
           <w:tcPr>
-            <w:tcW w:type="dxa" w:w="1296"/>
+            <w:tcW w:type="dxa" w:w="1224"/>
             <w:vAlign w:val="center"/>
             <w:tcMar>
               <w:top w:w="70" w:type="dxa"/>
@@ -2601,22 +2723,17 @@
             </w:tcMar>
           </w:tcPr>
           <w:p>
-            <w:pPr>
-              <w:spacing w:after="0" w:line="240" w:lineRule="auto"/>
-              <w:jc w:val="right"/>
-            </w:pPr>
             <w:r>
               <w:rPr>
-                <w:b w:val="0"/>
                 <w:sz w:val="20"/>
               </w:rPr>
-              <w:t>36</w:t>
+              <w:t>—</w:t>
             </w:r>
           </w:p>
         </w:tc>
         <w:tc>
           <w:tcPr>
-            <w:tcW w:type="dxa" w:w="1296"/>
+            <w:tcW w:type="dxa" w:w="1224"/>
             <w:vAlign w:val="center"/>
             <w:tcMar>
               <w:top w:w="70" w:type="dxa"/>
@@ -2626,16 +2743,31 @@
             </w:tcMar>
           </w:tcPr>
           <w:p>
-            <w:pPr>
-              <w:spacing w:after="0" w:line="240" w:lineRule="auto"/>
-              <w:jc w:val="right"/>
-            </w:pPr>
             <w:r>
               <w:rPr>
-                <w:b w:val="0"/>
                 <w:sz w:val="20"/>
               </w:rPr>
-              <w:t>18</w:t>
+              <w:t>4</w:t>
+            </w:r>
+          </w:p>
+        </w:tc>
+        <w:tc>
+          <w:tcPr>
+            <w:tcW w:type="dxa" w:w="1008"/>
+            <w:vAlign w:val="center"/>
+            <w:tcMar>
+              <w:top w:w="70" w:type="dxa"/>
+              <w:bottom w:w="70" w:type="dxa"/>
+              <w:left w:w="95" w:type="dxa"/>
+              <w:right w:w="95" w:type="dxa"/>
+            </w:tcMar>
+          </w:tcPr>
+          <w:p>
+            <w:r>
+              <w:rPr>
+                <w:sz w:val="20"/>
+              </w:rPr>
+              <w:t>4</w:t>
             </w:r>
           </w:p>
         </w:tc>
@@ -2646,7 +2778,7 @@
         </w:trPr>
         <w:tc>
           <w:tcPr>
-            <w:tcW w:type="dxa" w:w="4464"/>
+            <w:tcW w:type="dxa" w:w="3960"/>
             <w:vAlign w:val="center"/>
             <w:tcMar>
               <w:top w:w="70" w:type="dxa"/>
@@ -2656,21 +2788,17 @@
             </w:tcMar>
           </w:tcPr>
           <w:p>
-            <w:pPr>
-              <w:spacing w:after="0" w:line="240" w:lineRule="auto"/>
-            </w:pPr>
             <w:r>
               <w:rPr>
-                <w:b w:val="0"/>
                 <w:sz w:val="20"/>
               </w:rPr>
-              <w:t>Rest</w:t>
+              <w:t>Lower-left → upper-right</w:t>
             </w:r>
           </w:p>
         </w:tc>
         <w:tc>
           <w:tcPr>
-            <w:tcW w:type="dxa" w:w="1512"/>
+            <w:tcW w:type="dxa" w:w="1440"/>
             <w:vAlign w:val="center"/>
             <w:tcMar>
               <w:top w:w="70" w:type="dxa"/>
@@ -2680,22 +2808,17 @@
             </w:tcMar>
           </w:tcPr>
           <w:p>
-            <w:pPr>
-              <w:spacing w:after="0" w:line="240" w:lineRule="auto"/>
-              <w:jc w:val="right"/>
-            </w:pPr>
             <w:r>
               <w:rPr>
-                <w:b w:val="0"/>
                 <w:sz w:val="20"/>
               </w:rPr>
-              <w:t>—</w:t>
+              <w:t>156–198</w:t>
             </w:r>
           </w:p>
         </w:tc>
         <w:tc>
           <w:tcPr>
-            <w:tcW w:type="dxa" w:w="1512"/>
+            <w:tcW w:type="dxa" w:w="1224"/>
             <w:vAlign w:val="center"/>
             <w:tcMar>
               <w:top w:w="70" w:type="dxa"/>
@@ -2705,22 +2828,17 @@
             </w:tcMar>
           </w:tcPr>
           <w:p>
-            <w:pPr>
-              <w:spacing w:after="0" w:line="240" w:lineRule="auto"/>
-              <w:jc w:val="right"/>
-            </w:pPr>
             <w:r>
               <w:rPr>
-                <w:b w:val="0"/>
                 <w:sz w:val="20"/>
               </w:rPr>
-              <w:t>—</w:t>
+              <w:t>41.467</w:t>
             </w:r>
           </w:p>
         </w:tc>
         <w:tc>
           <w:tcPr>
-            <w:tcW w:type="dxa" w:w="1296"/>
+            <w:tcW w:type="dxa" w:w="1224"/>
             <w:vAlign w:val="center"/>
             <w:tcMar>
               <w:top w:w="70" w:type="dxa"/>
@@ -2730,22 +2848,17 @@
             </w:tcMar>
           </w:tcPr>
           <w:p>
-            <w:pPr>
-              <w:spacing w:after="0" w:line="240" w:lineRule="auto"/>
-              <w:jc w:val="right"/>
-            </w:pPr>
             <w:r>
               <w:rPr>
-                <w:b w:val="0"/>
                 <w:sz w:val="20"/>
               </w:rPr>
-              <w:t>4</w:t>
+              <w:t>0.533</w:t>
             </w:r>
           </w:p>
         </w:tc>
         <w:tc>
           <w:tcPr>
-            <w:tcW w:type="dxa" w:w="1296"/>
+            <w:tcW w:type="dxa" w:w="1224"/>
             <w:vAlign w:val="center"/>
             <w:tcMar>
               <w:top w:w="70" w:type="dxa"/>
@@ -2755,16 +2868,31 @@
             </w:tcMar>
           </w:tcPr>
           <w:p>
-            <w:pPr>
-              <w:spacing w:after="0" w:line="240" w:lineRule="auto"/>
-              <w:jc w:val="right"/>
-            </w:pPr>
             <w:r>
               <w:rPr>
-                <w:b w:val="0"/>
                 <w:sz w:val="20"/>
               </w:rPr>
-              <w:t>2</w:t>
+              <w:t>42</w:t>
+            </w:r>
+          </w:p>
+        </w:tc>
+        <w:tc>
+          <w:tcPr>
+            <w:tcW w:type="dxa" w:w="1008"/>
+            <w:vAlign w:val="center"/>
+            <w:tcMar>
+              <w:top w:w="70" w:type="dxa"/>
+              <w:bottom w:w="70" w:type="dxa"/>
+              <w:left w:w="95" w:type="dxa"/>
+              <w:right w:w="95" w:type="dxa"/>
+            </w:tcMar>
+          </w:tcPr>
+          <w:p>
+            <w:r>
+              <w:rPr>
+                <w:sz w:val="20"/>
+              </w:rPr>
+              <w:t>42</w:t>
             </w:r>
           </w:p>
         </w:tc>
@@ -2775,7 +2903,7 @@
         </w:trPr>
         <w:tc>
           <w:tcPr>
-            <w:tcW w:type="dxa" w:w="4464"/>
+            <w:tcW w:type="dxa" w:w="3960"/>
             <w:vAlign w:val="center"/>
             <w:tcMar>
               <w:top w:w="70" w:type="dxa"/>
@@ -2785,21 +2913,17 @@
             </w:tcMar>
           </w:tcPr>
           <w:p>
-            <w:pPr>
-              <w:spacing w:after="0" w:line="240" w:lineRule="auto"/>
-            </w:pPr>
             <w:r>
               <w:rPr>
-                <w:b w:val="0"/>
                 <w:sz w:val="20"/>
               </w:rPr>
-              <w:t>Upper-right → lower-left</w:t>
+              <w:t>Rest</w:t>
             </w:r>
           </w:p>
         </w:tc>
         <w:tc>
           <w:tcPr>
-            <w:tcW w:type="dxa" w:w="1512"/>
+            <w:tcW w:type="dxa" w:w="1440"/>
             <w:vAlign w:val="center"/>
             <w:tcMar>
               <w:top w:w="70" w:type="dxa"/>
@@ -2809,22 +2933,17 @@
             </w:tcMar>
           </w:tcPr>
           <w:p>
-            <w:pPr>
-              <w:spacing w:after="0" w:line="240" w:lineRule="auto"/>
-              <w:jc w:val="right"/>
-            </w:pPr>
             <w:r>
               <w:rPr>
-                <w:b w:val="0"/>
                 <w:sz w:val="20"/>
               </w:rPr>
-              <w:t>35.87</w:t>
+              <w:t>198–202</w:t>
             </w:r>
           </w:p>
         </w:tc>
         <w:tc>
           <w:tcPr>
-            <w:tcW w:type="dxa" w:w="1512"/>
+            <w:tcW w:type="dxa" w:w="1224"/>
             <w:vAlign w:val="center"/>
             <w:tcMar>
               <w:top w:w="70" w:type="dxa"/>
@@ -2834,22 +2953,17 @@
             </w:tcMar>
           </w:tcPr>
           <w:p>
-            <w:pPr>
-              <w:spacing w:after="0" w:line="240" w:lineRule="auto"/>
-              <w:jc w:val="right"/>
-            </w:pPr>
             <w:r>
               <w:rPr>
-                <w:b w:val="0"/>
                 <w:sz w:val="20"/>
               </w:rPr>
-              <w:t>0.13</w:t>
+              <w:t>—</w:t>
             </w:r>
           </w:p>
         </w:tc>
         <w:tc>
           <w:tcPr>
-            <w:tcW w:type="dxa" w:w="1296"/>
+            <w:tcW w:type="dxa" w:w="1224"/>
             <w:vAlign w:val="center"/>
             <w:tcMar>
               <w:top w:w="70" w:type="dxa"/>
@@ -2859,22 +2973,17 @@
             </w:tcMar>
           </w:tcPr>
           <w:p>
-            <w:pPr>
-              <w:spacing w:after="0" w:line="240" w:lineRule="auto"/>
-              <w:jc w:val="right"/>
-            </w:pPr>
             <w:r>
               <w:rPr>
-                <w:b w:val="0"/>
                 <w:sz w:val="20"/>
               </w:rPr>
-              <w:t>36</w:t>
+              <w:t>—</w:t>
             </w:r>
           </w:p>
         </w:tc>
         <w:tc>
           <w:tcPr>
-            <w:tcW w:type="dxa" w:w="1296"/>
+            <w:tcW w:type="dxa" w:w="1224"/>
             <w:vAlign w:val="center"/>
             <w:tcMar>
               <w:top w:w="70" w:type="dxa"/>
@@ -2884,16 +2993,31 @@
             </w:tcMar>
           </w:tcPr>
           <w:p>
-            <w:pPr>
-              <w:spacing w:after="0" w:line="240" w:lineRule="auto"/>
-              <w:jc w:val="right"/>
-            </w:pPr>
             <w:r>
               <w:rPr>
-                <w:b w:val="0"/>
                 <w:sz w:val="20"/>
               </w:rPr>
-              <w:t>18</w:t>
+              <w:t>4</w:t>
+            </w:r>
+          </w:p>
+        </w:tc>
+        <w:tc>
+          <w:tcPr>
+            <w:tcW w:type="dxa" w:w="1008"/>
+            <w:vAlign w:val="center"/>
+            <w:tcMar>
+              <w:top w:w="70" w:type="dxa"/>
+              <w:bottom w:w="70" w:type="dxa"/>
+              <w:left w:w="95" w:type="dxa"/>
+              <w:right w:w="95" w:type="dxa"/>
+            </w:tcMar>
+          </w:tcPr>
+          <w:p>
+            <w:r>
+              <w:rPr>
+                <w:sz w:val="20"/>
+              </w:rPr>
+              <w:t>4</w:t>
             </w:r>
           </w:p>
         </w:tc>
@@ -2904,7 +3028,7 @@
         </w:trPr>
         <w:tc>
           <w:tcPr>
-            <w:tcW w:type="dxa" w:w="4464"/>
+            <w:tcW w:type="dxa" w:w="3960"/>
             <w:vAlign w:val="center"/>
             <w:tcMar>
               <w:top w:w="70" w:type="dxa"/>
@@ -2914,21 +3038,17 @@
             </w:tcMar>
           </w:tcPr>
           <w:p>
-            <w:pPr>
-              <w:spacing w:after="0" w:line="240" w:lineRule="auto"/>
-            </w:pPr>
             <w:r>
               <w:rPr>
-                <w:b w:val="0"/>
                 <w:sz w:val="20"/>
               </w:rPr>
-              <w:t>Rest</w:t>
+              <w:t>Lower-right → upper-left</w:t>
             </w:r>
           </w:p>
         </w:tc>
         <w:tc>
           <w:tcPr>
-            <w:tcW w:type="dxa" w:w="1512"/>
+            <w:tcW w:type="dxa" w:w="1440"/>
             <w:vAlign w:val="center"/>
             <w:tcMar>
               <w:top w:w="70" w:type="dxa"/>
@@ -2938,22 +3058,17 @@
             </w:tcMar>
           </w:tcPr>
           <w:p>
-            <w:pPr>
-              <w:spacing w:after="0" w:line="240" w:lineRule="auto"/>
-              <w:jc w:val="right"/>
-            </w:pPr>
             <w:r>
               <w:rPr>
-                <w:b w:val="0"/>
                 <w:sz w:val="20"/>
               </w:rPr>
-              <w:t>—</w:t>
+              <w:t>202–244</w:t>
             </w:r>
           </w:p>
         </w:tc>
         <w:tc>
           <w:tcPr>
-            <w:tcW w:type="dxa" w:w="1512"/>
+            <w:tcW w:type="dxa" w:w="1224"/>
             <w:vAlign w:val="center"/>
             <w:tcMar>
               <w:top w:w="70" w:type="dxa"/>
@@ -2963,22 +3078,17 @@
             </w:tcMar>
           </w:tcPr>
           <w:p>
-            <w:pPr>
-              <w:spacing w:after="0" w:line="240" w:lineRule="auto"/>
-              <w:jc w:val="right"/>
-            </w:pPr>
             <w:r>
               <w:rPr>
-                <w:b w:val="0"/>
                 <w:sz w:val="20"/>
               </w:rPr>
-              <w:t>—</w:t>
+              <w:t>41.467</w:t>
             </w:r>
           </w:p>
         </w:tc>
         <w:tc>
           <w:tcPr>
-            <w:tcW w:type="dxa" w:w="1296"/>
+            <w:tcW w:type="dxa" w:w="1224"/>
             <w:vAlign w:val="center"/>
             <w:tcMar>
               <w:top w:w="70" w:type="dxa"/>
@@ -2988,22 +3098,17 @@
             </w:tcMar>
           </w:tcPr>
           <w:p>
-            <w:pPr>
-              <w:spacing w:after="0" w:line="240" w:lineRule="auto"/>
-              <w:jc w:val="right"/>
-            </w:pPr>
             <w:r>
               <w:rPr>
-                <w:b w:val="0"/>
                 <w:sz w:val="20"/>
               </w:rPr>
-              <w:t>4</w:t>
+              <w:t>0.533</w:t>
             </w:r>
           </w:p>
         </w:tc>
         <w:tc>
           <w:tcPr>
-            <w:tcW w:type="dxa" w:w="1296"/>
+            <w:tcW w:type="dxa" w:w="1224"/>
             <w:vAlign w:val="center"/>
             <w:tcMar>
               <w:top w:w="70" w:type="dxa"/>
@@ -3013,16 +3118,31 @@
             </w:tcMar>
           </w:tcPr>
           <w:p>
-            <w:pPr>
-              <w:spacing w:after="0" w:line="240" w:lineRule="auto"/>
-              <w:jc w:val="right"/>
-            </w:pPr>
             <w:r>
               <w:rPr>
-                <w:b w:val="0"/>
                 <w:sz w:val="20"/>
               </w:rPr>
-              <w:t>2</w:t>
+              <w:t>42</w:t>
+            </w:r>
+          </w:p>
+        </w:tc>
+        <w:tc>
+          <w:tcPr>
+            <w:tcW w:type="dxa" w:w="1008"/>
+            <w:vAlign w:val="center"/>
+            <w:tcMar>
+              <w:top w:w="70" w:type="dxa"/>
+              <w:bottom w:w="70" w:type="dxa"/>
+              <w:left w:w="95" w:type="dxa"/>
+              <w:right w:w="95" w:type="dxa"/>
+            </w:tcMar>
+          </w:tcPr>
+          <w:p>
+            <w:r>
+              <w:rPr>
+                <w:sz w:val="20"/>
+              </w:rPr>
+              <w:t>42</w:t>
             </w:r>
           </w:p>
         </w:tc>
@@ -3033,7 +3153,7 @@
         </w:trPr>
         <w:tc>
           <w:tcPr>
-            <w:tcW w:type="dxa" w:w="4464"/>
+            <w:tcW w:type="dxa" w:w="3960"/>
             <w:vAlign w:val="center"/>
             <w:tcMar>
               <w:top w:w="70" w:type="dxa"/>
@@ -3043,21 +3163,17 @@
             </w:tcMar>
           </w:tcPr>
           <w:p>
-            <w:pPr>
-              <w:spacing w:after="0" w:line="240" w:lineRule="auto"/>
-            </w:pPr>
             <w:r>
               <w:rPr>
-                <w:b w:val="0"/>
                 <w:sz w:val="20"/>
               </w:rPr>
-              <w:t>Upper-left → lower-right</w:t>
+              <w:t>Rest</w:t>
             </w:r>
           </w:p>
         </w:tc>
         <w:tc>
           <w:tcPr>
-            <w:tcW w:type="dxa" w:w="1512"/>
+            <w:tcW w:type="dxa" w:w="1440"/>
             <w:vAlign w:val="center"/>
             <w:tcMar>
               <w:top w:w="70" w:type="dxa"/>
@@ -3067,22 +3183,17 @@
             </w:tcMar>
           </w:tcPr>
           <w:p>
-            <w:pPr>
-              <w:spacing w:after="0" w:line="240" w:lineRule="auto"/>
-              <w:jc w:val="right"/>
-            </w:pPr>
             <w:r>
               <w:rPr>
-                <w:b w:val="0"/>
                 <w:sz w:val="20"/>
               </w:rPr>
-              <w:t>36.00</w:t>
+              <w:t>244–248</w:t>
             </w:r>
           </w:p>
         </w:tc>
         <w:tc>
           <w:tcPr>
-            <w:tcW w:type="dxa" w:w="1512"/>
+            <w:tcW w:type="dxa" w:w="1224"/>
             <w:vAlign w:val="center"/>
             <w:tcMar>
               <w:top w:w="70" w:type="dxa"/>
@@ -3092,22 +3203,17 @@
             </w:tcMar>
           </w:tcPr>
           <w:p>
-            <w:pPr>
-              <w:spacing w:after="0" w:line="240" w:lineRule="auto"/>
-              <w:jc w:val="right"/>
-            </w:pPr>
             <w:r>
               <w:rPr>
-                <w:b w:val="0"/>
                 <w:sz w:val="20"/>
               </w:rPr>
-              <w:t>0.00</w:t>
+              <w:t>—</w:t>
             </w:r>
           </w:p>
         </w:tc>
         <w:tc>
           <w:tcPr>
-            <w:tcW w:type="dxa" w:w="1296"/>
+            <w:tcW w:type="dxa" w:w="1224"/>
             <w:vAlign w:val="center"/>
             <w:tcMar>
               <w:top w:w="70" w:type="dxa"/>
@@ -3117,22 +3223,17 @@
             </w:tcMar>
           </w:tcPr>
           <w:p>
-            <w:pPr>
-              <w:spacing w:after="0" w:line="240" w:lineRule="auto"/>
-              <w:jc w:val="right"/>
-            </w:pPr>
             <w:r>
               <w:rPr>
-                <w:b w:val="0"/>
                 <w:sz w:val="20"/>
               </w:rPr>
-              <w:t>36</w:t>
+              <w:t>—</w:t>
             </w:r>
           </w:p>
         </w:tc>
         <w:tc>
           <w:tcPr>
-            <w:tcW w:type="dxa" w:w="1296"/>
+            <w:tcW w:type="dxa" w:w="1224"/>
             <w:vAlign w:val="center"/>
             <w:tcMar>
               <w:top w:w="70" w:type="dxa"/>
@@ -3142,16 +3243,31 @@
             </w:tcMar>
           </w:tcPr>
           <w:p>
-            <w:pPr>
-              <w:spacing w:after="0" w:line="240" w:lineRule="auto"/>
-              <w:jc w:val="right"/>
-            </w:pPr>
             <w:r>
               <w:rPr>
-                <w:b w:val="0"/>
                 <w:sz w:val="20"/>
               </w:rPr>
-              <w:t>18</w:t>
+              <w:t>4</w:t>
+            </w:r>
+          </w:p>
+        </w:tc>
+        <w:tc>
+          <w:tcPr>
+            <w:tcW w:type="dxa" w:w="1008"/>
+            <w:vAlign w:val="center"/>
+            <w:tcMar>
+              <w:top w:w="70" w:type="dxa"/>
+              <w:bottom w:w="70" w:type="dxa"/>
+              <w:left w:w="95" w:type="dxa"/>
+              <w:right w:w="95" w:type="dxa"/>
+            </w:tcMar>
+          </w:tcPr>
+          <w:p>
+            <w:r>
+              <w:rPr>
+                <w:sz w:val="20"/>
+              </w:rPr>
+              <w:t>4</w:t>
             </w:r>
           </w:p>
         </w:tc>
@@ -3162,7 +3278,7 @@
         </w:trPr>
         <w:tc>
           <w:tcPr>
-            <w:tcW w:type="dxa" w:w="4464"/>
+            <w:tcW w:type="dxa" w:w="3960"/>
             <w:vAlign w:val="center"/>
             <w:tcMar>
               <w:top w:w="70" w:type="dxa"/>
@@ -3172,21 +3288,17 @@
             </w:tcMar>
           </w:tcPr>
           <w:p>
-            <w:pPr>
-              <w:spacing w:after="0" w:line="240" w:lineRule="auto"/>
-            </w:pPr>
             <w:r>
               <w:rPr>
-                <w:b w:val="0"/>
                 <w:sz w:val="20"/>
               </w:rPr>
-              <w:t>Final rest</w:t>
+              <w:t>Upper-right → lower-left</w:t>
             </w:r>
           </w:p>
         </w:tc>
         <w:tc>
           <w:tcPr>
-            <w:tcW w:type="dxa" w:w="1512"/>
+            <w:tcW w:type="dxa" w:w="1440"/>
             <w:vAlign w:val="center"/>
             <w:tcMar>
               <w:top w:w="70" w:type="dxa"/>
@@ -3196,22 +3308,17 @@
             </w:tcMar>
           </w:tcPr>
           <w:p>
-            <w:pPr>
-              <w:spacing w:after="0" w:line="240" w:lineRule="auto"/>
-              <w:jc w:val="right"/>
-            </w:pPr>
             <w:r>
               <w:rPr>
-                <w:b w:val="0"/>
                 <w:sz w:val="20"/>
               </w:rPr>
-              <w:t>—</w:t>
+              <w:t>248–290</w:t>
             </w:r>
           </w:p>
         </w:tc>
         <w:tc>
           <w:tcPr>
-            <w:tcW w:type="dxa" w:w="1512"/>
+            <w:tcW w:type="dxa" w:w="1224"/>
             <w:vAlign w:val="center"/>
             <w:tcMar>
               <w:top w:w="70" w:type="dxa"/>
@@ -3221,22 +3328,17 @@
             </w:tcMar>
           </w:tcPr>
           <w:p>
-            <w:pPr>
-              <w:spacing w:after="0" w:line="240" w:lineRule="auto"/>
-              <w:jc w:val="right"/>
-            </w:pPr>
             <w:r>
               <w:rPr>
-                <w:b w:val="0"/>
                 <w:sz w:val="20"/>
               </w:rPr>
-              <w:t>—</w:t>
+              <w:t>41.467</w:t>
             </w:r>
           </w:p>
         </w:tc>
         <w:tc>
           <w:tcPr>
-            <w:tcW w:type="dxa" w:w="1296"/>
+            <w:tcW w:type="dxa" w:w="1224"/>
             <w:vAlign w:val="center"/>
             <w:tcMar>
               <w:top w:w="70" w:type="dxa"/>
@@ -3246,22 +3348,17 @@
             </w:tcMar>
           </w:tcPr>
           <w:p>
-            <w:pPr>
-              <w:spacing w:after="0" w:line="240" w:lineRule="auto"/>
-              <w:jc w:val="right"/>
-            </w:pPr>
             <w:r>
               <w:rPr>
-                <w:b w:val="0"/>
                 <w:sz w:val="20"/>
               </w:rPr>
-              <w:t>12</w:t>
+              <w:t>0.533</w:t>
             </w:r>
           </w:p>
         </w:tc>
         <w:tc>
           <w:tcPr>
-            <w:tcW w:type="dxa" w:w="1296"/>
+            <w:tcW w:type="dxa" w:w="1224"/>
             <w:vAlign w:val="center"/>
             <w:tcMar>
               <w:top w:w="70" w:type="dxa"/>
@@ -3271,16 +3368,406 @@
             </w:tcMar>
           </w:tcPr>
           <w:p>
-            <w:pPr>
-              <w:spacing w:after="0" w:line="240" w:lineRule="auto"/>
-              <w:jc w:val="right"/>
-            </w:pPr>
             <w:r>
               <w:rPr>
-                <w:b w:val="0"/>
                 <w:sz w:val="20"/>
               </w:rPr>
-              <w:t>6</w:t>
+              <w:t>42</w:t>
+            </w:r>
+          </w:p>
+        </w:tc>
+        <w:tc>
+          <w:tcPr>
+            <w:tcW w:type="dxa" w:w="1008"/>
+            <w:vAlign w:val="center"/>
+            <w:tcMar>
+              <w:top w:w="70" w:type="dxa"/>
+              <w:bottom w:w="70" w:type="dxa"/>
+              <w:left w:w="95" w:type="dxa"/>
+              <w:right w:w="95" w:type="dxa"/>
+            </w:tcMar>
+          </w:tcPr>
+          <w:p>
+            <w:r>
+              <w:rPr>
+                <w:sz w:val="20"/>
+              </w:rPr>
+              <w:t>42</w:t>
+            </w:r>
+          </w:p>
+        </w:tc>
+      </w:tr>
+      <w:tr>
+        <w:trPr>
+          <w:cantSplit/>
+        </w:trPr>
+        <w:tc>
+          <w:tcPr>
+            <w:tcW w:type="dxa" w:w="3960"/>
+            <w:vAlign w:val="center"/>
+            <w:tcMar>
+              <w:top w:w="70" w:type="dxa"/>
+              <w:bottom w:w="70" w:type="dxa"/>
+              <w:left w:w="95" w:type="dxa"/>
+              <w:right w:w="95" w:type="dxa"/>
+            </w:tcMar>
+          </w:tcPr>
+          <w:p>
+            <w:r>
+              <w:rPr>
+                <w:sz w:val="20"/>
+              </w:rPr>
+              <w:t>Rest</w:t>
+            </w:r>
+          </w:p>
+        </w:tc>
+        <w:tc>
+          <w:tcPr>
+            <w:tcW w:type="dxa" w:w="1440"/>
+            <w:vAlign w:val="center"/>
+            <w:tcMar>
+              <w:top w:w="70" w:type="dxa"/>
+              <w:bottom w:w="70" w:type="dxa"/>
+              <w:left w:w="95" w:type="dxa"/>
+              <w:right w:w="95" w:type="dxa"/>
+            </w:tcMar>
+          </w:tcPr>
+          <w:p>
+            <w:r>
+              <w:rPr>
+                <w:sz w:val="20"/>
+              </w:rPr>
+              <w:t>290–294</w:t>
+            </w:r>
+          </w:p>
+        </w:tc>
+        <w:tc>
+          <w:tcPr>
+            <w:tcW w:type="dxa" w:w="1224"/>
+            <w:vAlign w:val="center"/>
+            <w:tcMar>
+              <w:top w:w="70" w:type="dxa"/>
+              <w:bottom w:w="70" w:type="dxa"/>
+              <w:left w:w="95" w:type="dxa"/>
+              <w:right w:w="95" w:type="dxa"/>
+            </w:tcMar>
+          </w:tcPr>
+          <w:p>
+            <w:r>
+              <w:rPr>
+                <w:sz w:val="20"/>
+              </w:rPr>
+              <w:t>—</w:t>
+            </w:r>
+          </w:p>
+        </w:tc>
+        <w:tc>
+          <w:tcPr>
+            <w:tcW w:type="dxa" w:w="1224"/>
+            <w:vAlign w:val="center"/>
+            <w:tcMar>
+              <w:top w:w="70" w:type="dxa"/>
+              <w:bottom w:w="70" w:type="dxa"/>
+              <w:left w:w="95" w:type="dxa"/>
+              <w:right w:w="95" w:type="dxa"/>
+            </w:tcMar>
+          </w:tcPr>
+          <w:p>
+            <w:r>
+              <w:rPr>
+                <w:sz w:val="20"/>
+              </w:rPr>
+              <w:t>—</w:t>
+            </w:r>
+          </w:p>
+        </w:tc>
+        <w:tc>
+          <w:tcPr>
+            <w:tcW w:type="dxa" w:w="1224"/>
+            <w:vAlign w:val="center"/>
+            <w:tcMar>
+              <w:top w:w="70" w:type="dxa"/>
+              <w:bottom w:w="70" w:type="dxa"/>
+              <w:left w:w="95" w:type="dxa"/>
+              <w:right w:w="95" w:type="dxa"/>
+            </w:tcMar>
+          </w:tcPr>
+          <w:p>
+            <w:r>
+              <w:rPr>
+                <w:sz w:val="20"/>
+              </w:rPr>
+              <w:t>4</w:t>
+            </w:r>
+          </w:p>
+        </w:tc>
+        <w:tc>
+          <w:tcPr>
+            <w:tcW w:type="dxa" w:w="1008"/>
+            <w:vAlign w:val="center"/>
+            <w:tcMar>
+              <w:top w:w="70" w:type="dxa"/>
+              <w:bottom w:w="70" w:type="dxa"/>
+              <w:left w:w="95" w:type="dxa"/>
+              <w:right w:w="95" w:type="dxa"/>
+            </w:tcMar>
+          </w:tcPr>
+          <w:p>
+            <w:r>
+              <w:rPr>
+                <w:sz w:val="20"/>
+              </w:rPr>
+              <w:t>4</w:t>
+            </w:r>
+          </w:p>
+        </w:tc>
+      </w:tr>
+      <w:tr>
+        <w:trPr>
+          <w:cantSplit/>
+        </w:trPr>
+        <w:tc>
+          <w:tcPr>
+            <w:tcW w:type="dxa" w:w="3960"/>
+            <w:vAlign w:val="center"/>
+            <w:tcMar>
+              <w:top w:w="70" w:type="dxa"/>
+              <w:bottom w:w="70" w:type="dxa"/>
+              <w:left w:w="95" w:type="dxa"/>
+              <w:right w:w="95" w:type="dxa"/>
+            </w:tcMar>
+          </w:tcPr>
+          <w:p>
+            <w:r>
+              <w:rPr>
+                <w:sz w:val="20"/>
+              </w:rPr>
+              <w:t>Upper-left → lower-right</w:t>
+            </w:r>
+          </w:p>
+        </w:tc>
+        <w:tc>
+          <w:tcPr>
+            <w:tcW w:type="dxa" w:w="1440"/>
+            <w:vAlign w:val="center"/>
+            <w:tcMar>
+              <w:top w:w="70" w:type="dxa"/>
+              <w:bottom w:w="70" w:type="dxa"/>
+              <w:left w:w="95" w:type="dxa"/>
+              <w:right w:w="95" w:type="dxa"/>
+            </w:tcMar>
+          </w:tcPr>
+          <w:p>
+            <w:r>
+              <w:rPr>
+                <w:sz w:val="20"/>
+              </w:rPr>
+              <w:t>294–336</w:t>
+            </w:r>
+          </w:p>
+        </w:tc>
+        <w:tc>
+          <w:tcPr>
+            <w:tcW w:type="dxa" w:w="1224"/>
+            <w:vAlign w:val="center"/>
+            <w:tcMar>
+              <w:top w:w="70" w:type="dxa"/>
+              <w:bottom w:w="70" w:type="dxa"/>
+              <w:left w:w="95" w:type="dxa"/>
+              <w:right w:w="95" w:type="dxa"/>
+            </w:tcMar>
+          </w:tcPr>
+          <w:p>
+            <w:r>
+              <w:rPr>
+                <w:sz w:val="20"/>
+              </w:rPr>
+              <w:t>41.467</w:t>
+            </w:r>
+          </w:p>
+        </w:tc>
+        <w:tc>
+          <w:tcPr>
+            <w:tcW w:type="dxa" w:w="1224"/>
+            <w:vAlign w:val="center"/>
+            <w:tcMar>
+              <w:top w:w="70" w:type="dxa"/>
+              <w:bottom w:w="70" w:type="dxa"/>
+              <w:left w:w="95" w:type="dxa"/>
+              <w:right w:w="95" w:type="dxa"/>
+            </w:tcMar>
+          </w:tcPr>
+          <w:p>
+            <w:r>
+              <w:rPr>
+                <w:sz w:val="20"/>
+              </w:rPr>
+              <w:t>0.533</w:t>
+            </w:r>
+          </w:p>
+        </w:tc>
+        <w:tc>
+          <w:tcPr>
+            <w:tcW w:type="dxa" w:w="1224"/>
+            <w:vAlign w:val="center"/>
+            <w:tcMar>
+              <w:top w:w="70" w:type="dxa"/>
+              <w:bottom w:w="70" w:type="dxa"/>
+              <w:left w:w="95" w:type="dxa"/>
+              <w:right w:w="95" w:type="dxa"/>
+            </w:tcMar>
+          </w:tcPr>
+          <w:p>
+            <w:r>
+              <w:rPr>
+                <w:sz w:val="20"/>
+              </w:rPr>
+              <w:t>42</w:t>
+            </w:r>
+          </w:p>
+        </w:tc>
+        <w:tc>
+          <w:tcPr>
+            <w:tcW w:type="dxa" w:w="1008"/>
+            <w:vAlign w:val="center"/>
+            <w:tcMar>
+              <w:top w:w="70" w:type="dxa"/>
+              <w:bottom w:w="70" w:type="dxa"/>
+              <w:left w:w="95" w:type="dxa"/>
+              <w:right w:w="95" w:type="dxa"/>
+            </w:tcMar>
+          </w:tcPr>
+          <w:p>
+            <w:r>
+              <w:rPr>
+                <w:sz w:val="20"/>
+              </w:rPr>
+              <w:t>42</w:t>
+            </w:r>
+          </w:p>
+        </w:tc>
+      </w:tr>
+      <w:tr>
+        <w:trPr>
+          <w:cantSplit/>
+        </w:trPr>
+        <w:tc>
+          <w:tcPr>
+            <w:tcW w:type="dxa" w:w="3960"/>
+            <w:vAlign w:val="center"/>
+            <w:tcMar>
+              <w:top w:w="70" w:type="dxa"/>
+              <w:bottom w:w="70" w:type="dxa"/>
+              <w:left w:w="95" w:type="dxa"/>
+              <w:right w:w="95" w:type="dxa"/>
+            </w:tcMar>
+          </w:tcPr>
+          <w:p>
+            <w:r>
+              <w:rPr>
+                <w:sz w:val="20"/>
+              </w:rPr>
+              <w:t>Final rest</w:t>
+            </w:r>
+          </w:p>
+        </w:tc>
+        <w:tc>
+          <w:tcPr>
+            <w:tcW w:type="dxa" w:w="1440"/>
+            <w:vAlign w:val="center"/>
+            <w:tcMar>
+              <w:top w:w="70" w:type="dxa"/>
+              <w:bottom w:w="70" w:type="dxa"/>
+              <w:left w:w="95" w:type="dxa"/>
+              <w:right w:w="95" w:type="dxa"/>
+            </w:tcMar>
+          </w:tcPr>
+          <w:p>
+            <w:r>
+              <w:rPr>
+                <w:sz w:val="20"/>
+              </w:rPr>
+              <w:t>336–348</w:t>
+            </w:r>
+          </w:p>
+        </w:tc>
+        <w:tc>
+          <w:tcPr>
+            <w:tcW w:type="dxa" w:w="1224"/>
+            <w:vAlign w:val="center"/>
+            <w:tcMar>
+              <w:top w:w="70" w:type="dxa"/>
+              <w:bottom w:w="70" w:type="dxa"/>
+              <w:left w:w="95" w:type="dxa"/>
+              <w:right w:w="95" w:type="dxa"/>
+            </w:tcMar>
+          </w:tcPr>
+          <w:p>
+            <w:r>
+              <w:rPr>
+                <w:sz w:val="20"/>
+              </w:rPr>
+              <w:t>—</w:t>
+            </w:r>
+          </w:p>
+        </w:tc>
+        <w:tc>
+          <w:tcPr>
+            <w:tcW w:type="dxa" w:w="1224"/>
+            <w:vAlign w:val="center"/>
+            <w:tcMar>
+              <w:top w:w="70" w:type="dxa"/>
+              <w:bottom w:w="70" w:type="dxa"/>
+              <w:left w:w="95" w:type="dxa"/>
+              <w:right w:w="95" w:type="dxa"/>
+            </w:tcMar>
+          </w:tcPr>
+          <w:p>
+            <w:r>
+              <w:rPr>
+                <w:sz w:val="20"/>
+              </w:rPr>
+              <w:t>—</w:t>
+            </w:r>
+          </w:p>
+        </w:tc>
+        <w:tc>
+          <w:tcPr>
+            <w:tcW w:type="dxa" w:w="1224"/>
+            <w:vAlign w:val="center"/>
+            <w:tcMar>
+              <w:top w:w="70" w:type="dxa"/>
+              <w:bottom w:w="70" w:type="dxa"/>
+              <w:left w:w="95" w:type="dxa"/>
+              <w:right w:w="95" w:type="dxa"/>
+            </w:tcMar>
+          </w:tcPr>
+          <w:p>
+            <w:r>
+              <w:rPr>
+                <w:sz w:val="20"/>
+              </w:rPr>
+              <w:t>12</w:t>
+            </w:r>
+          </w:p>
+        </w:tc>
+        <w:tc>
+          <w:tcPr>
+            <w:tcW w:type="dxa" w:w="1008"/>
+            <w:vAlign w:val="center"/>
+            <w:tcMar>
+              <w:top w:w="70" w:type="dxa"/>
+              <w:bottom w:w="70" w:type="dxa"/>
+              <w:left w:w="95" w:type="dxa"/>
+              <w:right w:w="95" w:type="dxa"/>
+            </w:tcMar>
+          </w:tcPr>
+          <w:p>
+            <w:r>
+              <w:rPr>
+                <w:sz w:val="20"/>
+              </w:rPr>
+              <w:t>12</w:t>
             </w:r>
           </w:p>
         </w:tc>
@@ -3288,7 +3775,7 @@
     </w:tbl>
     <w:p>
       <w:r>
-        <w:t>Totals: 249.47 seconds of bar presentation + 2.53 seconds of padding + 52 seconds of scheduled rest = 304 seconds. Displayed decimal times are rounded; the underlying schedule uses integer movie-frame counts.</w:t>
+        <w:t>Totals: 293.333 seconds of bar presentation + 2.667 seconds of padding + 52 seconds of scheduled rest = 348 seconds. Horizontal sweeps contain 536 bar frames plus 4 padding frames; vertical sweeps contain 420 bar frames and no padding; diagonals contain 622 bar frames plus 8 padding frames. Maximum padding is 0.533 second. Initial and final rests are 12 seconds each; seven intermediate rests are 4 seconds each.</w:t>
       </w:r>
     </w:p>
     <w:p>
@@ -3296,22 +3783,17 @@
         <w:pStyle w:val="Heading1"/>
       </w:pPr>
       <w:r>
-        <w:t>Presentation and task</w:t>
+        <w:t>Timing implementation</w:t>
       </w:r>
     </w:p>
     <w:p>
       <w:r>
-        <w:t>The movie updates at 15 Hz, once every four 60-Hz display refreshes, for 4560 planned movie frames. Fully offscreen prefixes and suffixes are removed from each sweep. The visual texture inside the bar is randomized; sweep order is not randomized.</w:t>
+        <w:t>ptviewmovie_prf93 uses an absolute 15-Hz schedule anchored to first movie onset. Flip requests are submitted in advance using native Psychtoolbox Screen('Flip') calls, with nearest-refresh scheduling. The final frame is held until the scheduled end flip. A native keyboard event queue captures presses during blocking flips and the final hold. Normal completion and user abort are recorded independently. The scanner-trigger detection time, first onset, their offset, frame onsets, requested flip times, submission lead, missed values and onset errors are saved.</w:t>
       </w:r>
     </w:p>
     <w:p>
       <w:r>
-        <w:t>A small fixation dot is present throughout. Its size is 4 display pixels, with red, black and white colors and alpha 0.5. Color-change intervals are randomly scheduled around 3 seconds, with a ±2-second range. The experiment starts when trigger key 5 is detected and asks for subject and run numbers.</w:t>
-      </w:r>
-    </w:p>
-    <w:p>
-      <w:r>
-        <w:t>The 3.28-second value describes visual coverage of a point, not the duration of its BOLD response. Exposure can be shorter at clipped boundaries. A pRF integrates over an area, and its modeled response also depends on pRF size and the hemodynamic response function.</w:t>
+        <w:t>The latest saved run completed in 348.000842 seconds against 348 seconds planned. RMS onset error was 5.324 ms; maximum absolute error was 12.275 ms; late/early counts and late submissions were zero. The software schedule check passed. Psychtoolbox reported 617 missed deadlines and disabled high-precision beam-position timestamping; these remain separate diagnostics, and physical timing has not been independently validated. Keep synchronization tests enabled and validate the acquisition display with VBLSyncTest and, where available, a photodiode.</w:t>
       </w:r>
     </w:p>
     <w:p>
@@ -3324,12 +3806,12 @@
         <w:pStyle w:val="Heading1"/>
       </w:pPr>
       <w:r>
-        <w:t>Saved data and fitting coordinates</w:t>
+        <w:t>Saved files and fitting workflow</w:t>
       </w:r>
     </w:p>
     <w:p>
       <w:r>
-        <w:t>Run files are saved inside C:\Users\TseLab\Desktop\pRF_stim\subjN\, where N is the entered subject number. Filenames contain a timestamp, subject number, run number and experiment number 93. PNG frame capture is currently disabled.</w:t>
+        <w:t>Run files are saved inside C:\Users\TseLab\Desktop\pRF_stim\subjN\, where N is entered at the subject prompt. Filenames include timestamp, subject, run and experiment 93. Trigger key 5 starts the run. PNG frame capture is disabled to avoid timing overhead. At run completion, fixation outcomes, scored responses and summary statistics are saved beside the main MAT file as _fixation_changes.csv, _fixation_responses.csv and _fixation_summary.csv. These files include hit/miss outcomes, response timestamps, reaction times, false alarms and the run accuracy summary. Interrupted runs save results only if playback returns through the normal save routine.</w:t>
       </w:r>
     </w:p>
     <w:tbl>
@@ -3447,7 +3929,7 @@
                 <w:b w:val="0"/>
                 <w:sz w:val="20"/>
               </w:rPr>
-              <w:t>Frame order, recorded frame and key timestamps, experiment parameters and playbackTiming diagnostics</w:t>
+              <w:t>Planned frame order, queued key-transition timestamps, actual frame timestamps, run parameters, playbackTiming, and fixation scoring tables/summary</w:t>
             </w:r>
           </w:p>
         </w:tc>
@@ -3500,7 +3982,7 @@
                 <w:b w:val="0"/>
                 <w:sz w:val="20"/>
               </w:rPr>
-              <w:t>Native 768 × 768 masks and indices, planned frame order, geometry, clipping and calibration metadata</w:t>
+              <w:t>Native 768 × 768 mask bank, mask indices, frame order, screen/canvas geometry, offsets and metadata</w:t>
             </w:r>
           </w:p>
         </w:tc>
@@ -3549,11 +4031,7 @@
               <w:spacing w:after="0" w:line="240" w:lineRule="auto"/>
             </w:pPr>
             <w:r>
-              <w:rPr>
-                <w:b w:val="0"/>
-                <w:sz w:val="20"/>
-              </w:rPr>
-              <w:t>Approximately 308 × 308 × 152; stimulus coverage averaged over each planned 2-second TR</w:t>
+              <w:t>298 × 298 × 348; coverage averaged over each planned 1-second acquisition TR</w:t>
             </w:r>
           </w:p>
         </w:tc>
@@ -3606,7 +4084,7 @@
                 <w:b w:val="0"/>
                 <w:sz w:val="20"/>
               </w:rPr>
-              <w:t>Resampled masks with screen clipping and the left-coverage boundary applied</w:t>
+              <w:t>Masks resized with bilinear interpolation and screen/left-boundary clipping applied</w:t>
             </w:r>
           </w:p>
         </w:tc>
@@ -3659,7 +4137,7 @@
                 <w:b w:val="0"/>
                 <w:sz w:val="20"/>
               </w:rPr>
-              <w:t>Fixation-centered angular coordinates; x positive right, y positive up</w:t>
+              <w:t>Fixation-centered coordinates and degrees-per-pixel calibration</w:t>
             </w:r>
           </w:p>
         </w:tc>
@@ -3712,7 +4190,7 @@
                 <w:b w:val="0"/>
                 <w:sz w:val="20"/>
               </w:rPr>
-              <w:t>Visible domain for inspection and optional fitting constraints</w:t>
+              <w:t>Visible domain for inspection or optional fitting constraints</w:t>
             </w:r>
           </w:p>
         </w:tc>
@@ -3765,7 +4243,7 @@
                 <w:b w:val="0"/>
                 <w:sz w:val="20"/>
               </w:rPr>
-              <w:t>Analysis pixels per degree, screen and canvas dimensions, TR and timing basis</w:t>
+              <w:t>Actual analysis pixels per degree, display geometry, TR and timing basis</w:t>
             </w:r>
           </w:p>
         </w:tc>
@@ -3773,7 +4251,12 @@
     </w:tbl>
     <w:p>
       <w:r>
-        <w:t>The analysis origin is fixation at (0°, 0°). Do not apply the screen-center fixation offset a second time. Unseen regions have zero stimulus coverage, and blank padding and rests are included in the movie. Analysis sampling targets approximately 0.1° per pixel; the canvas size currently gives a 308 × 308 grid.</w:t>
+        <w:t>AnalyzePRF can use these arbitrary aperture masks, including the off-center circular aperture and its excluded corners. The analysis origin is intended fixation at (0°, 0°); do not apply the screen-center offset again. Gaze-centered here means fixation-centered, not dynamically corrected using eye tracking. Outside-view locations have zero coverage, and scheduled rests and padding contribute no bar stimulus. Each 1-second acquisition bin averages 15 planned movie frames. Textures and the fixation overlay are not included in the aperture model.</w:t>
+      </w:r>
+    </w:p>
+    <w:p>
+      <w:r>
+        <w:t>For fitting, use double(nominalStimulus) from the companion _stimulus.mat file with preprocessed BOLD containing the matching 348 retained time points, and pass TR = 1 second to analyzePRF. Align the saved scanner trigger, trigger-to-first-frame offset, dummy-volume policy and retained samples explicitly. Convert fitted eccentricity and pRF size from analysis pixels to degrees using apertureInfo.analysisPixelsPerDegree. Polar angle is returned directly in results.ang: 0° right, 90° up, 180° left and 270° down relative to fixation.</w:t>
       </w:r>
     </w:p>
     <w:p>
@@ -3781,22 +4264,17 @@
         <w:pStyle w:val="Heading1"/>
       </w:pPr>
       <w:r>
-        <w:t>Timing verification and limits</w:t>
+        <w:t>Scientific scope and interpretation</w:t>
       </w:r>
     </w:p>
     <w:p>
       <w:r>
-        <w:t>Dedicated playback uses absolute deadlines anchored to the first movie onset and holds the final frame through the planned run duration. The log saves target times, actual flip timing errors, late-frame counts and a timing pass/fail flag. Confirm an actual duration near 304 seconds and review late-frame and glitch counts before accepting the run.</w:t>
+        <w:t>The priority is reliable pRF positions around the illusion location, rather than precise recovery at distant screen boundaries. Check that this region is crossed by every sweep and assess x/y reliability across repeated runs. pRFs extending beyond the screen can have uncertain centers and sizes even when the visible masks are correct. Good fit quality alone does not establish parameter accuracy.</w:t>
       </w:r>
     </w:p>
     <w:p>
       <w:r>
-        <w:t>The exported nominalStimulus uses the planned schedule. Reconstruction from actual presentation timestamps has not been added. If timing fails, the nominal movie must not be assumed to match the acquired data.</w:t>
-      </w:r>
-    </w:p>
-    <w:p>
-      <w:r>
-        <w:t>The smaller canvas reduces unused analysis area, but analyzePRF itself has not been changed to prohibit fitted pRF centers outside the visible field. A broad pRF can also extend beyond the screen. A visible-domain center constraint would require a separate analysis change.</w:t>
+        <w:t>Zeroed regions contribute no stimulus drive, but analyzePRF fits a complete Gaussian pRF. No visible-only center constraint has been added. The exported movie follows planned timing; actual-time reconstruction remains to be implemented if recorded timing departs materially from the schedule.</w:t>
       </w:r>
     </w:p>
     <w:p>
@@ -3804,17 +4282,17 @@
         <w:pStyle w:val="Heading1"/>
       </w:pPr>
       <w:r>
-        <w:t>Automatic settings and future changes</w:t>
+        <w:t>Automatic and manual settings</w:t>
       </w:r>
     </w:p>
     <w:p>
       <w:r>
-        <w:t>Screen geometry, fixation and left coverage determine the canvas automatically. Bar width follows one eighth of visible horizontal width. Sweep durations and padding are recalculated from the resulting masks, while analysis resolution follows the requested degrees-per-pixel scale. The current common speed was optimized for this geometry; a new geometry requires a new padding search. Existing saved stimulus files are not retroactively updated.</w:t>
+        <w:t>The circular aperture radius follows the distance from fixation to the right screen edge automatically. Bar width is fixed at 2°. The current fitting grid is 298 × 298, targeting about 0.1° per pixel. The MATLAB search evaluates common trajectory lengths from 762 to 931 frames and minimizes total alignment padding, then maximum per-sweep padding, then departure from the 838-frame reference. The saved optimum is 896 frames. Geometry and mask changes can change the optimum; acquisition TR is independent of the 2-second design-alignment grid. Earlier saved stimulus files are unchanged.</w:t>
       </w:r>
     </w:p>
     <w:p>
       <w:r>
-        <w:t>Design reference: Benson et al. (2018), The Human Connectome Project 7 Tesla retinotopy dataset, Journal of Vision, 18(13), 23. The original protocol reports about 3.11 seconds of exposure per point. https://doi.org/10.1167/18.13.23</w:t>
+        <w:t>Custom files: runretinotopy.m, prepare_prf93.m, showmulticlass_prf93.m, ptviewmovie_prf93.m, save_prf_apertures.m and ptoff.m, in the knkutils-master\pt folder. The analyzePRF fitting algorithm itself has not been modified.</w:t>
       </w:r>
     </w:p>
     <w:sectPr>
